--- a/paper/Adaptive Regulation of Micro Closed-Loop Space Station Ecosy.docx
+++ b/paper/Adaptive Regulation of Micro Closed-Loop Space Station Ecosy.docx
@@ -59,7 +59,7 @@
     </w:p>
     <w:p>
       <w:pPr>
-        <w:pStyle w:val="a7"/>
+        <w:pStyle w:val="Title"/>
       </w:pPr>
       <w:r>
         <w:t>Adaptive Regulation of Micro Closed-Loop Space Station Ecosystems Using Proximal Policy Optimization</w:t>
@@ -686,95 +686,389 @@
         <w:t>maintain resource cycles under strict</w:t>
       </w:r>
       <w:r>
+        <w:t xml:space="preserve"> constraints</w:t>
+      </w:r>
+      <w:r>
+        <w:rPr>
+          <w:rFonts w:hint="eastAsia"/>
+          <w:lang w:eastAsia="zh-CN"/>
+        </w:rPr>
+        <w:t xml:space="preserve">, ranging from </w:t>
+      </w:r>
+      <w:r>
+        <w:t>mass, energy</w:t>
+      </w:r>
+      <w:r>
+        <w:rPr>
+          <w:rFonts w:hint="eastAsia"/>
+          <w:lang w:eastAsia="zh-CN"/>
+        </w:rPr>
+        <w:t xml:space="preserve"> to </w:t>
+      </w:r>
+      <w:r>
+        <w:t>reliability</w:t>
+      </w:r>
+      <w:r>
         <w:t xml:space="preserve"> </w:t>
       </w:r>
       <w:r>
-        <w:t>constraints</w:t>
-      </w:r>
-      <w:r>
-        <w:rPr>
-          <w:rFonts w:hint="eastAsia"/>
-          <w:lang w:eastAsia="zh-CN"/>
-        </w:rPr>
-        <w:t xml:space="preserve">, ranging from </w:t>
-      </w:r>
-      <w:r>
-        <w:t>mass, energy</w:t>
-      </w:r>
-      <w:r>
-        <w:rPr>
-          <w:rFonts w:hint="eastAsia"/>
-          <w:lang w:eastAsia="zh-CN"/>
-        </w:rPr>
-        <w:t xml:space="preserve"> to </w:t>
-      </w:r>
-      <w:r>
-        <w:t>reliability</w:t>
-      </w:r>
-      <w:r>
-        <w:t xml:space="preserve"> </w:t>
-      </w:r>
-      <w:r>
-        <w:rPr>
+        <w:rPr>
+          <w:vertAlign w:val="superscript"/>
+        </w:rPr>
+        <w:fldChar w:fldCharType="begin"/>
+      </w:r>
+      <w:r>
+        <w:rPr>
+          <w:vertAlign w:val="superscript"/>
+        </w:rPr>
+        <w:instrText xml:space="preserve"> REF _Ref224850606 \r \h </w:instrText>
+      </w:r>
+      <w:r>
+        <w:rPr>
+          <w:vertAlign w:val="superscript"/>
+        </w:rPr>
+        <w:instrText xml:space="preserve"> \* MERGEFORMAT </w:instrText>
+      </w:r>
+      <w:r>
+        <w:rPr>
+          <w:vertAlign w:val="superscript"/>
+        </w:rPr>
+      </w:r>
+      <w:r>
+        <w:rPr>
+          <w:vertAlign w:val="superscript"/>
+        </w:rPr>
+        <w:fldChar w:fldCharType="separate"/>
+      </w:r>
+      <w:r>
+        <w:rPr>
+          <w:vertAlign w:val="superscript"/>
+        </w:rPr>
+        <w:t>[</w:t>
+      </w:r>
+      <w:r>
+        <w:rPr>
+          <w:rFonts w:hint="eastAsia"/>
+          <w:vertAlign w:val="superscript"/>
+          <w:lang w:eastAsia="zh-CN"/>
+        </w:rPr>
+        <w:t>2</w:t>
+      </w:r>
+      <w:r>
+        <w:rPr>
+          <w:vertAlign w:val="superscript"/>
+        </w:rPr>
+        <w:t>]</w:t>
+      </w:r>
+      <w:r>
+        <w:rPr>
+          <w:vertAlign w:val="superscript"/>
+        </w:rPr>
+        <w:fldChar w:fldCharType="end"/>
+      </w:r>
+      <w:r>
+        <w:rPr>
+          <w:rFonts w:hint="eastAsia"/>
+          <w:vertAlign w:val="superscript"/>
+          <w:lang w:eastAsia="zh-CN"/>
+        </w:rPr>
+        <w:t>,</w:t>
+      </w:r>
+      <w:r>
+        <w:rPr>
+          <w:vertAlign w:val="superscript"/>
+          <w:lang w:eastAsia="zh-CN"/>
+        </w:rPr>
+        <w:fldChar w:fldCharType="begin"/>
+      </w:r>
+      <w:r>
+        <w:rPr>
+          <w:vertAlign w:val="superscript"/>
+          <w:lang w:eastAsia="zh-CN"/>
+        </w:rPr>
+        <w:instrText xml:space="preserve"> </w:instrText>
+      </w:r>
+      <w:r>
+        <w:rPr>
+          <w:rFonts w:hint="eastAsia"/>
+          <w:vertAlign w:val="superscript"/>
+          <w:lang w:eastAsia="zh-CN"/>
+        </w:rPr>
+        <w:instrText>REF _Ref225029282 \r \h</w:instrText>
+      </w:r>
+      <w:r>
+        <w:rPr>
+          <w:vertAlign w:val="superscript"/>
+          <w:lang w:eastAsia="zh-CN"/>
+        </w:rPr>
+        <w:instrText xml:space="preserve"> </w:instrText>
+      </w:r>
+      <w:r>
+        <w:rPr>
+          <w:vertAlign w:val="superscript"/>
+          <w:lang w:eastAsia="zh-CN"/>
+        </w:rPr>
+        <w:instrText xml:space="preserve"> \* MERGEFORMAT </w:instrText>
+      </w:r>
+      <w:r>
+        <w:rPr>
+          <w:vertAlign w:val="superscript"/>
+          <w:lang w:eastAsia="zh-CN"/>
+        </w:rPr>
+      </w:r>
+      <w:r>
+        <w:rPr>
+          <w:vertAlign w:val="superscript"/>
+          <w:lang w:eastAsia="zh-CN"/>
+        </w:rPr>
+        <w:fldChar w:fldCharType="separate"/>
+      </w:r>
+      <w:r>
+        <w:rPr>
+          <w:vertAlign w:val="superscript"/>
+          <w:lang w:eastAsia="zh-CN"/>
+        </w:rPr>
+        <w:t>[</w:t>
+      </w:r>
+      <w:r>
+        <w:rPr>
+          <w:rFonts w:hint="eastAsia"/>
+          <w:vertAlign w:val="superscript"/>
+          <w:lang w:eastAsia="zh-CN"/>
+        </w:rPr>
+        <w:t>4</w:t>
+      </w:r>
+      <w:r>
+        <w:rPr>
+          <w:vertAlign w:val="superscript"/>
+          <w:lang w:eastAsia="zh-CN"/>
+        </w:rPr>
+        <w:t>]</w:t>
+      </w:r>
+      <w:r>
+        <w:rPr>
+          <w:vertAlign w:val="superscript"/>
+          <w:lang w:eastAsia="zh-CN"/>
+        </w:rPr>
+        <w:fldChar w:fldCharType="end"/>
+      </w:r>
+      <w:r>
+        <w:rPr>
+          <w:vertAlign w:val="superscript"/>
+        </w:rPr>
+        <w:t>,</w:t>
+      </w:r>
+      <w:r>
+        <w:rPr>
+          <w:vertAlign w:val="superscript"/>
+        </w:rPr>
+        <w:fldChar w:fldCharType="begin"/>
+      </w:r>
+      <w:r>
+        <w:rPr>
+          <w:vertAlign w:val="superscript"/>
+        </w:rPr>
+        <w:instrText xml:space="preserve"> REF _Ref224850678 \r \h </w:instrText>
+      </w:r>
+      <w:r>
+        <w:rPr>
+          <w:vertAlign w:val="superscript"/>
+        </w:rPr>
+        <w:instrText xml:space="preserve"> \* MERGEFORMAT </w:instrText>
+      </w:r>
+      <w:r>
+        <w:rPr>
+          <w:vertAlign w:val="superscript"/>
+        </w:rPr>
+      </w:r>
+      <w:r>
+        <w:rPr>
+          <w:vertAlign w:val="superscript"/>
+        </w:rPr>
+        <w:fldChar w:fldCharType="separate"/>
+      </w:r>
+      <w:r>
+        <w:rPr>
+          <w:vertAlign w:val="superscript"/>
+        </w:rPr>
+        <w:t>[</w:t>
+      </w:r>
+      <w:r>
+        <w:rPr>
+          <w:rFonts w:hint="eastAsia"/>
+          <w:vertAlign w:val="superscript"/>
+          <w:lang w:eastAsia="zh-CN"/>
+        </w:rPr>
+        <w:t>5</w:t>
+      </w:r>
+      <w:r>
+        <w:rPr>
+          <w:vertAlign w:val="superscript"/>
+        </w:rPr>
+        <w:t>]</w:t>
+      </w:r>
+      <w:r>
+        <w:rPr>
+          <w:vertAlign w:val="superscript"/>
+        </w:rPr>
+        <w:fldChar w:fldCharType="end"/>
+      </w:r>
+      <w:r>
+        <w:rPr>
+          <w:rFonts w:hint="eastAsia"/>
+          <w:vertAlign w:val="superscript"/>
+          <w:lang w:eastAsia="zh-CN"/>
+        </w:rPr>
+        <w:t>,</w:t>
+      </w:r>
+      <w:r>
+        <w:rPr>
+          <w:vertAlign w:val="superscript"/>
+          <w:lang w:eastAsia="zh-CN"/>
+        </w:rPr>
+        <w:fldChar w:fldCharType="begin"/>
+      </w:r>
+      <w:r>
+        <w:rPr>
+          <w:vertAlign w:val="superscript"/>
+          <w:lang w:eastAsia="zh-CN"/>
+        </w:rPr>
+        <w:instrText xml:space="preserve"> </w:instrText>
+      </w:r>
+      <w:r>
+        <w:rPr>
+          <w:rFonts w:hint="eastAsia"/>
+          <w:vertAlign w:val="superscript"/>
+          <w:lang w:eastAsia="zh-CN"/>
+        </w:rPr>
+        <w:instrText>REF _Ref225029324 \r \h</w:instrText>
+      </w:r>
+      <w:r>
+        <w:rPr>
+          <w:vertAlign w:val="superscript"/>
+          <w:lang w:eastAsia="zh-CN"/>
+        </w:rPr>
+        <w:instrText xml:space="preserve"> </w:instrText>
+      </w:r>
+      <w:r>
+        <w:rPr>
+          <w:vertAlign w:val="superscript"/>
+          <w:lang w:eastAsia="zh-CN"/>
+        </w:rPr>
+        <w:instrText xml:space="preserve"> \* MERGEFORMAT </w:instrText>
+      </w:r>
+      <w:r>
+        <w:rPr>
+          <w:vertAlign w:val="superscript"/>
+          <w:lang w:eastAsia="zh-CN"/>
+        </w:rPr>
+      </w:r>
+      <w:r>
+        <w:rPr>
+          <w:vertAlign w:val="superscript"/>
+          <w:lang w:eastAsia="zh-CN"/>
+        </w:rPr>
+        <w:fldChar w:fldCharType="separate"/>
+      </w:r>
+      <w:r>
+        <w:rPr>
+          <w:vertAlign w:val="superscript"/>
+          <w:lang w:eastAsia="zh-CN"/>
+        </w:rPr>
+        <w:t>[</w:t>
+      </w:r>
+      <w:r>
+        <w:rPr>
+          <w:rFonts w:hint="eastAsia"/>
+          <w:vertAlign w:val="superscript"/>
+          <w:lang w:eastAsia="zh-CN"/>
+        </w:rPr>
+        <w:t>6</w:t>
+      </w:r>
+      <w:r>
+        <w:rPr>
+          <w:vertAlign w:val="superscript"/>
+          <w:lang w:eastAsia="zh-CN"/>
+        </w:rPr>
+        <w:t>]</w:t>
+      </w:r>
+      <w:r>
+        <w:rPr>
+          <w:vertAlign w:val="superscript"/>
+          <w:lang w:eastAsia="zh-CN"/>
+        </w:rPr>
+        <w:fldChar w:fldCharType="end"/>
+      </w:r>
+      <w:r>
+        <w:rPr>
+          <w:rFonts w:hint="eastAsia"/>
           <w:highlight w:val="yellow"/>
           <w:vertAlign w:val="superscript"/>
-        </w:rPr>
-        <w:fldChar w:fldCharType="begin"/>
+          <w:lang w:eastAsia="zh-CN"/>
+        </w:rPr>
+        <w:t>,[</w:t>
       </w:r>
       <w:r>
         <w:rPr>
           <w:highlight w:val="yellow"/>
           <w:vertAlign w:val="superscript"/>
-        </w:rPr>
-        <w:instrText xml:space="preserve"> REF _Ref224850606 \r \h </w:instrText>
+          <w:lang w:eastAsia="zh-CN"/>
+        </w:rPr>
+        <w:fldChar w:fldCharType="begin"/>
       </w:r>
       <w:r>
         <w:rPr>
           <w:highlight w:val="yellow"/>
           <w:vertAlign w:val="superscript"/>
-        </w:rPr>
-        <w:instrText xml:space="preserve"> \* MERGEFORMAT </w:instrText>
-      </w:r>
-      <w:r>
-        <w:rPr>
+          <w:lang w:eastAsia="zh-CN"/>
+        </w:rPr>
+        <w:instrText xml:space="preserve"> </w:instrText>
+      </w:r>
+      <w:r>
+        <w:rPr>
+          <w:rFonts w:hint="eastAsia"/>
           <w:highlight w:val="yellow"/>
           <w:vertAlign w:val="superscript"/>
-        </w:rPr>
+          <w:lang w:eastAsia="zh-CN"/>
+        </w:rPr>
+        <w:instrText>REF _Ref225029643 \r \h</w:instrText>
       </w:r>
       <w:r>
         <w:rPr>
           <w:highlight w:val="yellow"/>
           <w:vertAlign w:val="superscript"/>
-        </w:rPr>
-        <w:fldChar w:fldCharType="separate"/>
+          <w:lang w:eastAsia="zh-CN"/>
+        </w:rPr>
+        <w:instrText xml:space="preserve">  \* MERGEFORMAT </w:instrText>
       </w:r>
       <w:r>
         <w:rPr>
           <w:highlight w:val="yellow"/>
           <w:vertAlign w:val="superscript"/>
-        </w:rPr>
-        <w:t>[</w:t>
-      </w:r>
-      <w:r>
-        <w:rPr>
-          <w:rFonts w:hint="eastAsia"/>
+          <w:lang w:eastAsia="zh-CN"/>
+        </w:rPr>
+      </w:r>
+      <w:r>
+        <w:rPr>
           <w:highlight w:val="yellow"/>
           <w:vertAlign w:val="superscript"/>
           <w:lang w:eastAsia="zh-CN"/>
         </w:rPr>
-        <w:t>2</w:t>
+        <w:fldChar w:fldCharType="separate"/>
       </w:r>
       <w:r>
         <w:rPr>
           <w:highlight w:val="yellow"/>
           <w:vertAlign w:val="superscript"/>
-        </w:rPr>
-        <w:t>]</w:t>
+          <w:lang w:eastAsia="zh-CN"/>
+        </w:rPr>
+        <w:t>7</w:t>
       </w:r>
       <w:r>
         <w:rPr>
           <w:highlight w:val="yellow"/>
           <w:vertAlign w:val="superscript"/>
+          <w:lang w:eastAsia="zh-CN"/>
         </w:rPr>
         <w:fldChar w:fldCharType="end"/>
       </w:r>
@@ -785,11 +1079,215 @@
           <w:vertAlign w:val="superscript"/>
           <w:lang w:eastAsia="zh-CN"/>
         </w:rPr>
-        <w:t>,</w:t>
-      </w:r>
-      <w:r>
-        <w:rPr>
-          <w:highlight w:val="yellow"/>
+        <w:t>]</w:t>
+      </w:r>
+      <w:r>
+        <w:t xml:space="preserve">. </w:t>
+      </w:r>
+      <w:r>
+        <w:rPr>
+          <w:lang w:eastAsia="zh-CN"/>
+        </w:rPr>
+        <w:t>Different</w:t>
+      </w:r>
+      <w:r>
+        <w:rPr>
+          <w:rFonts w:hint="eastAsia"/>
+          <w:lang w:eastAsia="zh-CN"/>
+        </w:rPr>
+        <w:t xml:space="preserve"> from </w:t>
+      </w:r>
+      <w:r>
+        <w:t>short-</w:t>
+      </w:r>
+      <w:r>
+        <w:rPr>
+          <w:rFonts w:hint="eastAsia"/>
+          <w:lang w:eastAsia="zh-CN"/>
+        </w:rPr>
+        <w:t>term</w:t>
+      </w:r>
+      <w:r>
+        <w:t xml:space="preserve"> missions, </w:t>
+      </w:r>
+      <w:r>
+        <w:rPr>
+          <w:rFonts w:hint="eastAsia"/>
+          <w:lang w:eastAsia="zh-CN"/>
+        </w:rPr>
+        <w:t>long-term</w:t>
+      </w:r>
+      <w:r>
+        <w:t xml:space="preserve"> space station </w:t>
+      </w:r>
+      <w:r>
+        <w:t xml:space="preserve">operations </w:t>
+      </w:r>
+      <w:r>
+        <w:rPr>
+          <w:rFonts w:hint="eastAsia"/>
+          <w:lang w:eastAsia="zh-CN"/>
+        </w:rPr>
+        <w:t>c</w:t>
+      </w:r>
+      <w:r>
+        <w:rPr>
+          <w:rFonts w:hint="eastAsia"/>
+          <w:lang w:eastAsia="zh-CN"/>
+        </w:rPr>
+        <w:t>an</w:t>
+      </w:r>
+      <w:r>
+        <w:rPr>
+          <w:rFonts w:hint="eastAsia"/>
+          <w:lang w:eastAsia="zh-CN"/>
+        </w:rPr>
+        <w:t>not rely on frequent external support, but only depend</w:t>
+      </w:r>
+      <w:r>
+        <w:t xml:space="preserve"> on</w:t>
+      </w:r>
+      <w:r>
+        <w:rPr>
+          <w:rFonts w:hint="eastAsia"/>
+          <w:lang w:eastAsia="zh-CN"/>
+        </w:rPr>
+        <w:t xml:space="preserve"> internal</w:t>
+      </w:r>
+      <w:r>
+        <w:t xml:space="preserve"> micro closed-loop life-support systems</w:t>
+      </w:r>
+      <w:r>
+        <w:rPr>
+          <w:rFonts w:hint="eastAsia"/>
+          <w:lang w:eastAsia="zh-CN"/>
+        </w:rPr>
+        <w:t xml:space="preserve"> </w:t>
+      </w:r>
+      <w:r>
+        <w:t xml:space="preserve">to </w:t>
+      </w:r>
+      <w:r>
+        <w:rPr>
+          <w:rFonts w:hint="eastAsia"/>
+          <w:lang w:eastAsia="zh-CN"/>
+        </w:rPr>
+        <w:t>secure the</w:t>
+      </w:r>
+      <w:r>
+        <w:t xml:space="preserve"> environmental </w:t>
+      </w:r>
+      <w:r>
+        <w:rPr>
+          <w:rFonts w:hint="eastAsia"/>
+          <w:lang w:eastAsia="zh-CN"/>
+        </w:rPr>
+        <w:t xml:space="preserve">stability. </w:t>
+      </w:r>
+      <w:r>
+        <w:rPr>
+          <w:lang w:eastAsia="zh-CN"/>
+        </w:rPr>
+        <w:t>D</w:t>
+      </w:r>
+      <w:r>
+        <w:rPr>
+          <w:rFonts w:hint="eastAsia"/>
+          <w:lang w:eastAsia="zh-CN"/>
+        </w:rPr>
+        <w:t xml:space="preserve">isturbance </w:t>
+      </w:r>
+      <w:r>
+        <w:t>in one subsystem may propagate through resource flows</w:t>
+      </w:r>
+      <w:r>
+        <w:rPr>
+          <w:rFonts w:hint="eastAsia"/>
+          <w:lang w:eastAsia="zh-CN"/>
+        </w:rPr>
+        <w:t>, which may</w:t>
+      </w:r>
+      <w:r>
+        <w:t xml:space="preserve"> cause </w:t>
+      </w:r>
+      <w:r>
+        <w:rPr>
+          <w:rFonts w:hint="eastAsia"/>
+          <w:lang w:eastAsia="zh-CN"/>
+        </w:rPr>
+        <w:t xml:space="preserve">a series </w:t>
+      </w:r>
+      <w:r>
+        <w:rPr>
+          <w:lang w:eastAsia="zh-CN"/>
+        </w:rPr>
+        <w:t xml:space="preserve">of </w:t>
+      </w:r>
+      <w:r>
+        <w:t>impacts</w:t>
+      </w:r>
+      <w:r>
+        <w:t xml:space="preserve"> across the </w:t>
+      </w:r>
+      <w:r>
+        <w:rPr>
+          <w:rFonts w:hint="eastAsia"/>
+          <w:lang w:eastAsia="zh-CN"/>
+        </w:rPr>
+        <w:t>overall</w:t>
+      </w:r>
+      <w:r>
+        <w:t xml:space="preserve"> ecological </w:t>
+      </w:r>
+      <w:r>
+        <w:rPr>
+          <w:rFonts w:hint="eastAsia"/>
+          <w:lang w:eastAsia="zh-CN"/>
+        </w:rPr>
+        <w:t>system</w:t>
+      </w:r>
+      <w:r>
+        <w:t xml:space="preserve">. Therefore, maintaining stable </w:t>
+      </w:r>
+      <w:r>
+        <w:rPr>
+          <w:rFonts w:hint="eastAsia"/>
+          <w:lang w:eastAsia="zh-CN"/>
+        </w:rPr>
+        <w:t>control</w:t>
+      </w:r>
+      <w:r>
+        <w:t xml:space="preserve"> of </w:t>
+      </w:r>
+      <w:r>
+        <w:rPr>
+          <w:rFonts w:hint="eastAsia"/>
+          <w:lang w:eastAsia="zh-CN"/>
+        </w:rPr>
+        <w:t xml:space="preserve">integrated </w:t>
+      </w:r>
+      <w:r>
+        <w:t>cycles is a critical challenge for long-</w:t>
+      </w:r>
+      <w:r>
+        <w:rPr>
+          <w:rFonts w:hint="eastAsia"/>
+          <w:lang w:eastAsia="zh-CN"/>
+        </w:rPr>
+        <w:t>term</w:t>
+      </w:r>
+      <w:r>
+        <w:t xml:space="preserve"> missions</w:t>
+      </w:r>
+      <w:r>
+        <w:rPr>
+          <w:rFonts w:hint="eastAsia"/>
+          <w:lang w:eastAsia="zh-CN"/>
+        </w:rPr>
+        <w:t xml:space="preserve"> </w:t>
+      </w:r>
+      <w:r>
+        <w:rPr>
           <w:vertAlign w:val="superscript"/>
           <w:lang w:eastAsia="zh-CN"/>
         </w:rPr>
@@ -797,7 +1295,6 @@
       </w:r>
       <w:r>
         <w:rPr>
-          <w:highlight w:val="yellow"/>
           <w:vertAlign w:val="superscript"/>
           <w:lang w:eastAsia="zh-CN"/>
         </w:rPr>
@@ -806,526 +1303,55 @@
       <w:r>
         <w:rPr>
           <w:rFonts w:hint="eastAsia"/>
-          <w:highlight w:val="yellow"/>
           <w:vertAlign w:val="superscript"/>
           <w:lang w:eastAsia="zh-CN"/>
         </w:rPr>
-        <w:instrText>REF _Ref225029282 \r \h</w:instrText>
-      </w:r>
-      <w:r>
-        <w:rPr>
-          <w:highlight w:val="yellow"/>
+        <w:instrText>REF _Ref225029338 \r \h</w:instrText>
+      </w:r>
+      <w:r>
+        <w:rPr>
           <w:vertAlign w:val="superscript"/>
           <w:lang w:eastAsia="zh-CN"/>
         </w:rPr>
-        <w:instrText xml:space="preserve"> </w:instrText>
-      </w:r>
-      <w:r>
-        <w:rPr>
-          <w:highlight w:val="yellow"/>
+        <w:instrText xml:space="preserve">  \* MERGEFORMAT </w:instrText>
+      </w:r>
+      <w:r>
+        <w:rPr>
           <w:vertAlign w:val="superscript"/>
           <w:lang w:eastAsia="zh-CN"/>
         </w:rPr>
-        <w:instrText xml:space="preserve"> \* MERGEFORMAT </w:instrText>
-      </w:r>
-      <w:r>
-        <w:rPr>
-          <w:highlight w:val="yellow"/>
+      </w:r>
+      <w:r>
+        <w:rPr>
           <w:vertAlign w:val="superscript"/>
           <w:lang w:eastAsia="zh-CN"/>
         </w:rPr>
-      </w:r>
-      <w:r>
-        <w:rPr>
-          <w:highlight w:val="yellow"/>
+        <w:fldChar w:fldCharType="separate"/>
+      </w:r>
+      <w:r>
+        <w:rPr>
           <w:vertAlign w:val="superscript"/>
           <w:lang w:eastAsia="zh-CN"/>
         </w:rPr>
-        <w:fldChar w:fldCharType="separate"/>
-      </w:r>
-      <w:r>
-        <w:rPr>
-          <w:highlight w:val="yellow"/>
+        <w:t>[</w:t>
+      </w:r>
+      <w:r>
+        <w:rPr>
+          <w:rFonts w:hint="eastAsia"/>
           <w:vertAlign w:val="superscript"/>
           <w:lang w:eastAsia="zh-CN"/>
         </w:rPr>
-        <w:t>[</w:t>
-      </w:r>
-      <w:r>
-        <w:rPr>
-          <w:rFonts w:hint="eastAsia"/>
-          <w:highlight w:val="yellow"/>
+        <w:t>9</w:t>
+      </w:r>
+      <w:r>
+        <w:rPr>
           <w:vertAlign w:val="superscript"/>
           <w:lang w:eastAsia="zh-CN"/>
         </w:rPr>
-        <w:t>4</w:t>
-      </w:r>
-      <w:r>
-        <w:rPr>
-          <w:highlight w:val="yellow"/>
-          <w:vertAlign w:val="superscript"/>
-          <w:lang w:eastAsia="zh-CN"/>
-        </w:rPr>
         <w:t>]</w:t>
       </w:r>
       <w:r>
         <w:rPr>
-          <w:highlight w:val="yellow"/>
-          <w:vertAlign w:val="superscript"/>
-          <w:lang w:eastAsia="zh-CN"/>
-        </w:rPr>
-        <w:fldChar w:fldCharType="end"/>
-      </w:r>
-      <w:r>
-        <w:rPr>
-          <w:highlight w:val="yellow"/>
-          <w:vertAlign w:val="superscript"/>
-        </w:rPr>
-        <w:t>,</w:t>
-      </w:r>
-      <w:r>
-        <w:rPr>
-          <w:highlight w:val="yellow"/>
-          <w:vertAlign w:val="superscript"/>
-        </w:rPr>
-        <w:fldChar w:fldCharType="begin"/>
-      </w:r>
-      <w:r>
-        <w:rPr>
-          <w:highlight w:val="yellow"/>
-          <w:vertAlign w:val="superscript"/>
-        </w:rPr>
-        <w:instrText xml:space="preserve"> REF _Ref224850678 \r \h </w:instrText>
-      </w:r>
-      <w:r>
-        <w:rPr>
-          <w:highlight w:val="yellow"/>
-          <w:vertAlign w:val="superscript"/>
-        </w:rPr>
-        <w:instrText xml:space="preserve"> \* MERGEFORMAT </w:instrText>
-      </w:r>
-      <w:r>
-        <w:rPr>
-          <w:highlight w:val="yellow"/>
-          <w:vertAlign w:val="superscript"/>
-        </w:rPr>
-      </w:r>
-      <w:r>
-        <w:rPr>
-          <w:highlight w:val="yellow"/>
-          <w:vertAlign w:val="superscript"/>
-        </w:rPr>
-        <w:fldChar w:fldCharType="separate"/>
-      </w:r>
-      <w:r>
-        <w:rPr>
-          <w:highlight w:val="yellow"/>
-          <w:vertAlign w:val="superscript"/>
-        </w:rPr>
-        <w:t>[</w:t>
-      </w:r>
-      <w:r>
-        <w:rPr>
-          <w:rFonts w:hint="eastAsia"/>
-          <w:highlight w:val="yellow"/>
-          <w:vertAlign w:val="superscript"/>
-          <w:lang w:eastAsia="zh-CN"/>
-        </w:rPr>
-        <w:t>5</w:t>
-      </w:r>
-      <w:r>
-        <w:rPr>
-          <w:highlight w:val="yellow"/>
-          <w:vertAlign w:val="superscript"/>
-        </w:rPr>
-        <w:t>]</w:t>
-      </w:r>
-      <w:r>
-        <w:rPr>
-          <w:highlight w:val="yellow"/>
-          <w:vertAlign w:val="superscript"/>
-        </w:rPr>
-        <w:fldChar w:fldCharType="end"/>
-      </w:r>
-      <w:r>
-        <w:rPr>
-          <w:rFonts w:hint="eastAsia"/>
-          <w:highlight w:val="yellow"/>
-          <w:vertAlign w:val="superscript"/>
-          <w:lang w:eastAsia="zh-CN"/>
-        </w:rPr>
-        <w:t>,</w:t>
-      </w:r>
-      <w:r>
-        <w:rPr>
-          <w:highlight w:val="yellow"/>
-          <w:vertAlign w:val="superscript"/>
-          <w:lang w:eastAsia="zh-CN"/>
-        </w:rPr>
-        <w:fldChar w:fldCharType="begin"/>
-      </w:r>
-      <w:r>
-        <w:rPr>
-          <w:highlight w:val="yellow"/>
-          <w:vertAlign w:val="superscript"/>
-          <w:lang w:eastAsia="zh-CN"/>
-        </w:rPr>
-        <w:instrText xml:space="preserve"> </w:instrText>
-      </w:r>
-      <w:r>
-        <w:rPr>
-          <w:rFonts w:hint="eastAsia"/>
-          <w:highlight w:val="yellow"/>
-          <w:vertAlign w:val="superscript"/>
-          <w:lang w:eastAsia="zh-CN"/>
-        </w:rPr>
-        <w:instrText>REF _Ref225029324 \r \h</w:instrText>
-      </w:r>
-      <w:r>
-        <w:rPr>
-          <w:highlight w:val="yellow"/>
-          <w:vertAlign w:val="superscript"/>
-          <w:lang w:eastAsia="zh-CN"/>
-        </w:rPr>
-        <w:instrText xml:space="preserve"> </w:instrText>
-      </w:r>
-      <w:r>
-        <w:rPr>
-          <w:highlight w:val="yellow"/>
-          <w:vertAlign w:val="superscript"/>
-          <w:lang w:eastAsia="zh-CN"/>
-        </w:rPr>
-        <w:instrText xml:space="preserve"> \* MERGEFORMAT </w:instrText>
-      </w:r>
-      <w:r>
-        <w:rPr>
-          <w:highlight w:val="yellow"/>
-          <w:vertAlign w:val="superscript"/>
-          <w:lang w:eastAsia="zh-CN"/>
-        </w:rPr>
-      </w:r>
-      <w:r>
-        <w:rPr>
-          <w:highlight w:val="yellow"/>
-          <w:vertAlign w:val="superscript"/>
-          <w:lang w:eastAsia="zh-CN"/>
-        </w:rPr>
-        <w:fldChar w:fldCharType="separate"/>
-      </w:r>
-      <w:r>
-        <w:rPr>
-          <w:highlight w:val="yellow"/>
-          <w:vertAlign w:val="superscript"/>
-          <w:lang w:eastAsia="zh-CN"/>
-        </w:rPr>
-        <w:t>[</w:t>
-      </w:r>
-      <w:r>
-        <w:rPr>
-          <w:rFonts w:hint="eastAsia"/>
-          <w:highlight w:val="yellow"/>
-          <w:vertAlign w:val="superscript"/>
-          <w:lang w:eastAsia="zh-CN"/>
-        </w:rPr>
-        <w:t>6</w:t>
-      </w:r>
-      <w:r>
-        <w:rPr>
-          <w:highlight w:val="yellow"/>
-          <w:vertAlign w:val="superscript"/>
-          <w:lang w:eastAsia="zh-CN"/>
-        </w:rPr>
-        <w:t>]</w:t>
-      </w:r>
-      <w:r>
-        <w:rPr>
-          <w:highlight w:val="yellow"/>
-          <w:vertAlign w:val="superscript"/>
-          <w:lang w:eastAsia="zh-CN"/>
-        </w:rPr>
-        <w:fldChar w:fldCharType="end"/>
-      </w:r>
-      <w:r>
-        <w:t xml:space="preserve">. </w:t>
-      </w:r>
-      <w:r>
-        <w:rPr>
-          <w:lang w:eastAsia="zh-CN"/>
-        </w:rPr>
-        <w:t>Different</w:t>
-      </w:r>
-      <w:r>
-        <w:rPr>
-          <w:rFonts w:hint="eastAsia"/>
-          <w:lang w:eastAsia="zh-CN"/>
-        </w:rPr>
-        <w:t xml:space="preserve"> from </w:t>
-      </w:r>
-      <w:r>
-        <w:t>short-</w:t>
-      </w:r>
-      <w:r>
-        <w:rPr>
-          <w:rFonts w:hint="eastAsia"/>
-          <w:lang w:eastAsia="zh-CN"/>
-        </w:rPr>
-        <w:t>term</w:t>
-      </w:r>
-      <w:r>
-        <w:t xml:space="preserve"> missions, </w:t>
-      </w:r>
-      <w:r>
-        <w:rPr>
-          <w:rFonts w:hint="eastAsia"/>
-          <w:lang w:eastAsia="zh-CN"/>
-        </w:rPr>
-        <w:t>long-term</w:t>
-      </w:r>
-      <w:r>
-        <w:t xml:space="preserve"> space station </w:t>
-      </w:r>
-      <w:r>
-        <w:t xml:space="preserve">operations </w:t>
-      </w:r>
-      <w:r>
-        <w:rPr>
-          <w:rFonts w:hint="eastAsia"/>
-          <w:lang w:eastAsia="zh-CN"/>
-        </w:rPr>
-        <w:t>c</w:t>
-      </w:r>
-      <w:r>
-        <w:rPr>
-          <w:rFonts w:hint="eastAsia"/>
-          <w:lang w:eastAsia="zh-CN"/>
-        </w:rPr>
-        <w:t>an</w:t>
-      </w:r>
-      <w:r>
-        <w:rPr>
-          <w:rFonts w:hint="eastAsia"/>
-          <w:lang w:eastAsia="zh-CN"/>
-        </w:rPr>
-        <w:t>not rely on frequent external support, but only depend</w:t>
-      </w:r>
-      <w:r>
-        <w:t xml:space="preserve"> on</w:t>
-      </w:r>
-      <w:r>
-        <w:rPr>
-          <w:rFonts w:hint="eastAsia"/>
-          <w:lang w:eastAsia="zh-CN"/>
-        </w:rPr>
-        <w:t xml:space="preserve"> internal</w:t>
-      </w:r>
-      <w:r>
-        <w:t xml:space="preserve"> micro closed-loop life-support systems</w:t>
-      </w:r>
-      <w:r>
-        <w:rPr>
-          <w:rFonts w:hint="eastAsia"/>
-          <w:lang w:eastAsia="zh-CN"/>
-        </w:rPr>
-        <w:t xml:space="preserve"> </w:t>
-      </w:r>
-      <w:r>
-        <w:t xml:space="preserve">to </w:t>
-      </w:r>
-      <w:r>
-        <w:rPr>
-          <w:rFonts w:hint="eastAsia"/>
-          <w:lang w:eastAsia="zh-CN"/>
-        </w:rPr>
-        <w:t>secure the</w:t>
-      </w:r>
-      <w:r>
-        <w:t xml:space="preserve"> environmental </w:t>
-      </w:r>
-      <w:r>
-        <w:rPr>
-          <w:rFonts w:hint="eastAsia"/>
-          <w:lang w:eastAsia="zh-CN"/>
-        </w:rPr>
-        <w:t xml:space="preserve">stability. </w:t>
-      </w:r>
-      <w:r>
-        <w:rPr>
-          <w:lang w:eastAsia="zh-CN"/>
-        </w:rPr>
-        <w:t>D</w:t>
-      </w:r>
-      <w:r>
-        <w:rPr>
-          <w:rFonts w:hint="eastAsia"/>
-          <w:lang w:eastAsia="zh-CN"/>
-        </w:rPr>
-        <w:t xml:space="preserve">isturbance </w:t>
-      </w:r>
-      <w:r>
-        <w:t>in one subsystem may propagate through resource flows</w:t>
-      </w:r>
-      <w:r>
-        <w:rPr>
-          <w:rFonts w:hint="eastAsia"/>
-          <w:lang w:eastAsia="zh-CN"/>
-        </w:rPr>
-        <w:t>, which may</w:t>
-      </w:r>
-      <w:r>
-        <w:t xml:space="preserve"> cause </w:t>
-      </w:r>
-      <w:r>
-        <w:rPr>
-          <w:rFonts w:hint="eastAsia"/>
-          <w:lang w:eastAsia="zh-CN"/>
-        </w:rPr>
-        <w:t xml:space="preserve">a series </w:t>
-      </w:r>
-      <w:r>
-        <w:rPr>
-          <w:lang w:eastAsia="zh-CN"/>
-        </w:rPr>
-        <w:t xml:space="preserve">of </w:t>
-      </w:r>
-      <w:r>
-        <w:t>impacts</w:t>
-      </w:r>
-      <w:r>
-        <w:t xml:space="preserve"> across the </w:t>
-      </w:r>
-      <w:r>
-        <w:rPr>
-          <w:rFonts w:hint="eastAsia"/>
-          <w:lang w:eastAsia="zh-CN"/>
-        </w:rPr>
-        <w:t>overall</w:t>
-      </w:r>
-      <w:r>
-        <w:t xml:space="preserve"> ecological </w:t>
-      </w:r>
-      <w:r>
-        <w:rPr>
-          <w:rFonts w:hint="eastAsia"/>
-          <w:lang w:eastAsia="zh-CN"/>
-        </w:rPr>
-        <w:t>system</w:t>
-      </w:r>
-      <w:r>
-        <w:t xml:space="preserve">. Therefore, maintaining stable </w:t>
-      </w:r>
-      <w:r>
-        <w:rPr>
-          <w:rFonts w:hint="eastAsia"/>
-          <w:lang w:eastAsia="zh-CN"/>
-        </w:rPr>
-        <w:t>control</w:t>
-      </w:r>
-      <w:r>
-        <w:t xml:space="preserve"> of </w:t>
-      </w:r>
-      <w:r>
-        <w:rPr>
-          <w:rFonts w:hint="eastAsia"/>
-          <w:lang w:eastAsia="zh-CN"/>
-        </w:rPr>
-        <w:t xml:space="preserve">integrated </w:t>
-      </w:r>
-      <w:r>
-        <w:t>cycles is a critical challenge for long-</w:t>
-      </w:r>
-      <w:r>
-        <w:rPr>
-          <w:rFonts w:hint="eastAsia"/>
-          <w:lang w:eastAsia="zh-CN"/>
-        </w:rPr>
-        <w:t>term</w:t>
-      </w:r>
-      <w:r>
-        <w:t xml:space="preserve"> missions</w:t>
-      </w:r>
-      <w:r>
-        <w:rPr>
-          <w:rFonts w:hint="eastAsia"/>
-          <w:lang w:eastAsia="zh-CN"/>
-        </w:rPr>
-        <w:t xml:space="preserve"> </w:t>
-      </w:r>
-      <w:r>
-        <w:rPr>
-          <w:highlight w:val="yellow"/>
-          <w:vertAlign w:val="superscript"/>
-          <w:lang w:eastAsia="zh-CN"/>
-        </w:rPr>
-        <w:fldChar w:fldCharType="begin"/>
-      </w:r>
-      <w:r>
-        <w:rPr>
-          <w:highlight w:val="yellow"/>
-          <w:vertAlign w:val="superscript"/>
-          <w:lang w:eastAsia="zh-CN"/>
-        </w:rPr>
-        <w:instrText xml:space="preserve"> </w:instrText>
-      </w:r>
-      <w:r>
-        <w:rPr>
-          <w:rFonts w:hint="eastAsia"/>
-          <w:highlight w:val="yellow"/>
-          <w:vertAlign w:val="superscript"/>
-          <w:lang w:eastAsia="zh-CN"/>
-        </w:rPr>
-        <w:instrText>REF _Ref225029338 \r \h</w:instrText>
-      </w:r>
-      <w:r>
-        <w:rPr>
-          <w:highlight w:val="yellow"/>
-          <w:vertAlign w:val="superscript"/>
-          <w:lang w:eastAsia="zh-CN"/>
-        </w:rPr>
-        <w:instrText xml:space="preserve">  \* MERGEFORMAT </w:instrText>
-      </w:r>
-      <w:r>
-        <w:rPr>
-          <w:highlight w:val="yellow"/>
-          <w:vertAlign w:val="superscript"/>
-          <w:lang w:eastAsia="zh-CN"/>
-        </w:rPr>
-      </w:r>
-      <w:r>
-        <w:rPr>
-          <w:highlight w:val="yellow"/>
-          <w:vertAlign w:val="superscript"/>
-          <w:lang w:eastAsia="zh-CN"/>
-        </w:rPr>
-        <w:fldChar w:fldCharType="separate"/>
-      </w:r>
-      <w:r>
-        <w:rPr>
-          <w:highlight w:val="yellow"/>
-          <w:vertAlign w:val="superscript"/>
-          <w:lang w:eastAsia="zh-CN"/>
-        </w:rPr>
-        <w:t>[</w:t>
-      </w:r>
-      <w:r>
-        <w:rPr>
-          <w:rFonts w:hint="eastAsia"/>
-          <w:highlight w:val="yellow"/>
-          <w:vertAlign w:val="superscript"/>
-          <w:lang w:eastAsia="zh-CN"/>
-        </w:rPr>
-        <w:t>9</w:t>
-      </w:r>
-      <w:r>
-        <w:rPr>
-          <w:highlight w:val="yellow"/>
-          <w:vertAlign w:val="superscript"/>
-          <w:lang w:eastAsia="zh-CN"/>
-        </w:rPr>
-        <w:t>]</w:t>
-      </w:r>
-      <w:r>
-        <w:rPr>
-          <w:highlight w:val="yellow"/>
           <w:vertAlign w:val="superscript"/>
           <w:lang w:eastAsia="zh-CN"/>
         </w:rPr>
@@ -1402,14 +1428,12 @@
       </w:r>
       <w:r>
         <w:rPr>
-          <w:highlight w:val="yellow"/>
           <w:vertAlign w:val="superscript"/>
         </w:rPr>
         <w:fldChar w:fldCharType="begin"/>
       </w:r>
       <w:r>
         <w:rPr>
-          <w:highlight w:val="yellow"/>
           <w:vertAlign w:val="superscript"/>
           <w:lang w:eastAsia="zh-CN"/>
         </w:rPr>
@@ -1418,7 +1442,6 @@
       <w:r>
         <w:rPr>
           <w:rFonts w:hint="eastAsia"/>
-          <w:highlight w:val="yellow"/>
           <w:vertAlign w:val="superscript"/>
           <w:lang w:eastAsia="zh-CN"/>
         </w:rPr>
@@ -1426,7 +1449,6 @@
       </w:r>
       <w:r>
         <w:rPr>
-          <w:highlight w:val="yellow"/>
           <w:vertAlign w:val="superscript"/>
           <w:lang w:eastAsia="zh-CN"/>
         </w:rPr>
@@ -1434,27 +1456,23 @@
       </w:r>
       <w:r>
         <w:rPr>
-          <w:highlight w:val="yellow"/>
           <w:vertAlign w:val="superscript"/>
         </w:rPr>
         <w:instrText xml:space="preserve"> \* MERGEFORMAT </w:instrText>
       </w:r>
       <w:r>
         <w:rPr>
-          <w:highlight w:val="yellow"/>
           <w:vertAlign w:val="superscript"/>
         </w:rPr>
       </w:r>
       <w:r>
         <w:rPr>
-          <w:highlight w:val="yellow"/>
           <w:vertAlign w:val="superscript"/>
         </w:rPr>
         <w:fldChar w:fldCharType="separate"/>
       </w:r>
       <w:r>
         <w:rPr>
-          <w:highlight w:val="yellow"/>
           <w:vertAlign w:val="superscript"/>
           <w:lang w:eastAsia="zh-CN"/>
         </w:rPr>
@@ -1462,55 +1480,47 @@
       </w:r>
       <w:r>
         <w:rPr>
-          <w:highlight w:val="yellow"/>
           <w:vertAlign w:val="superscript"/>
         </w:rPr>
         <w:fldChar w:fldCharType="end"/>
       </w:r>
       <w:r>
         <w:rPr>
-          <w:highlight w:val="yellow"/>
           <w:vertAlign w:val="superscript"/>
         </w:rPr>
         <w:t>,</w:t>
       </w:r>
       <w:r>
         <w:rPr>
-          <w:highlight w:val="yellow"/>
           <w:vertAlign w:val="superscript"/>
         </w:rPr>
         <w:fldChar w:fldCharType="begin"/>
       </w:r>
       <w:r>
         <w:rPr>
-          <w:highlight w:val="yellow"/>
           <w:vertAlign w:val="superscript"/>
         </w:rPr>
         <w:instrText xml:space="preserve"> REF _Ref224850678 \r \h </w:instrText>
       </w:r>
       <w:r>
         <w:rPr>
-          <w:highlight w:val="yellow"/>
           <w:vertAlign w:val="superscript"/>
         </w:rPr>
         <w:instrText xml:space="preserve"> \* MERGEFORMAT </w:instrText>
       </w:r>
       <w:r>
         <w:rPr>
-          <w:highlight w:val="yellow"/>
           <w:vertAlign w:val="superscript"/>
         </w:rPr>
       </w:r>
       <w:r>
         <w:rPr>
-          <w:highlight w:val="yellow"/>
           <w:vertAlign w:val="superscript"/>
         </w:rPr>
         <w:fldChar w:fldCharType="separate"/>
       </w:r>
       <w:r>
         <w:rPr>
-          <w:highlight w:val="yellow"/>
           <w:vertAlign w:val="superscript"/>
         </w:rPr>
         <w:t>[</w:t>
@@ -1518,7 +1528,6 @@
       <w:r>
         <w:rPr>
           <w:rFonts w:hint="eastAsia"/>
-          <w:highlight w:val="yellow"/>
           <w:vertAlign w:val="superscript"/>
           <w:lang w:eastAsia="zh-CN"/>
         </w:rPr>
@@ -1526,14 +1535,12 @@
       </w:r>
       <w:r>
         <w:rPr>
-          <w:highlight w:val="yellow"/>
           <w:vertAlign w:val="superscript"/>
         </w:rPr>
         <w:t>]</w:t>
       </w:r>
       <w:r>
         <w:rPr>
-          <w:highlight w:val="yellow"/>
           <w:vertAlign w:val="superscript"/>
         </w:rPr>
         <w:fldChar w:fldCharType="end"/>
@@ -1618,41 +1625,35 @@
       </w:r>
       <w:r>
         <w:rPr>
-          <w:highlight w:val="yellow"/>
           <w:vertAlign w:val="superscript"/>
         </w:rPr>
         <w:fldChar w:fldCharType="begin"/>
       </w:r>
       <w:r>
         <w:rPr>
-          <w:highlight w:val="yellow"/>
           <w:vertAlign w:val="superscript"/>
         </w:rPr>
         <w:instrText xml:space="preserve"> REF _Ref224850678 \r \h </w:instrText>
       </w:r>
       <w:r>
         <w:rPr>
-          <w:highlight w:val="yellow"/>
           <w:vertAlign w:val="superscript"/>
         </w:rPr>
         <w:instrText xml:space="preserve"> \* MERGEFORMAT </w:instrText>
       </w:r>
       <w:r>
         <w:rPr>
-          <w:highlight w:val="yellow"/>
           <w:vertAlign w:val="superscript"/>
         </w:rPr>
       </w:r>
       <w:r>
         <w:rPr>
-          <w:highlight w:val="yellow"/>
           <w:vertAlign w:val="superscript"/>
         </w:rPr>
         <w:fldChar w:fldCharType="separate"/>
       </w:r>
       <w:r>
         <w:rPr>
-          <w:highlight w:val="yellow"/>
           <w:vertAlign w:val="superscript"/>
         </w:rPr>
         <w:t>[</w:t>
@@ -1660,7 +1661,6 @@
       <w:r>
         <w:rPr>
           <w:rFonts w:hint="eastAsia"/>
-          <w:highlight w:val="yellow"/>
           <w:vertAlign w:val="superscript"/>
           <w:lang w:eastAsia="zh-CN"/>
         </w:rPr>
@@ -1668,14 +1668,12 @@
       </w:r>
       <w:r>
         <w:rPr>
-          <w:highlight w:val="yellow"/>
           <w:vertAlign w:val="superscript"/>
         </w:rPr>
         <w:t>]</w:t>
       </w:r>
       <w:r>
         <w:rPr>
-          <w:highlight w:val="yellow"/>
           <w:vertAlign w:val="superscript"/>
         </w:rPr>
         <w:fldChar w:fldCharType="end"/>
@@ -1906,7 +1904,6 @@
       </w:r>
       <w:r>
         <w:rPr>
-          <w:highlight w:val="yellow"/>
           <w:lang w:eastAsia="zh-CN"/>
         </w:rPr>
         <w:t>In addition to regulation performance, this study further examines policy response characteristics and discusses deployment-oriented computational considerations for autonomous onboard control.</w:t>
@@ -2013,7 +2010,7 @@
     </w:p>
     <w:tbl>
       <w:tblPr>
-        <w:tblStyle w:val="aa"/>
+        <w:tblStyle w:val="TableGrid"/>
         <w:tblW w:w="0" w:type="auto"/>
         <w:tblBorders>
           <w:top w:val="none" w:sz="0" w:space="0" w:color="auto"/>
@@ -2660,7 +2657,21 @@
         <w:rPr>
           <w:lang w:eastAsia="zh-CN"/>
         </w:rPr>
-        <w:t>Water balance is determined by crew consumption, recovery, and  external supply</w:t>
+        <w:t xml:space="preserve">Water balance is determined by crew consumption, recovery, </w:t>
+      </w:r>
+      <w:proofErr w:type="gramStart"/>
+      <w:r>
+        <w:rPr>
+          <w:lang w:eastAsia="zh-CN"/>
+        </w:rPr>
+        <w:t>and  external</w:t>
+      </w:r>
+      <w:proofErr w:type="gramEnd"/>
+      <w:r>
+        <w:rPr>
+          <w:lang w:eastAsia="zh-CN"/>
+        </w:rPr>
+        <w:t xml:space="preserve"> supply</w:t>
       </w:r>
       <w:r>
         <w:rPr>
@@ -2671,7 +2682,6 @@
       </w:r>
       <w:r>
         <w:rPr>
-          <w:highlight w:val="yellow"/>
           <w:vertAlign w:val="superscript"/>
           <w:lang w:eastAsia="zh-CN"/>
         </w:rPr>
@@ -2679,7 +2689,6 @@
       </w:r>
       <w:r>
         <w:rPr>
-          <w:highlight w:val="yellow"/>
           <w:vertAlign w:val="superscript"/>
           <w:lang w:eastAsia="zh-CN"/>
         </w:rPr>
@@ -2687,7 +2696,6 @@
       </w:r>
       <w:r>
         <w:rPr>
-          <w:highlight w:val="yellow"/>
           <w:vertAlign w:val="superscript"/>
           <w:lang w:eastAsia="zh-CN"/>
         </w:rPr>
@@ -2695,14 +2703,12 @@
       </w:r>
       <w:r>
         <w:rPr>
-          <w:highlight w:val="yellow"/>
           <w:vertAlign w:val="superscript"/>
           <w:lang w:eastAsia="zh-CN"/>
         </w:rPr>
       </w:r>
       <w:r>
         <w:rPr>
-          <w:highlight w:val="yellow"/>
           <w:vertAlign w:val="superscript"/>
           <w:lang w:eastAsia="zh-CN"/>
         </w:rPr>
@@ -2710,7 +2716,6 @@
       </w:r>
       <w:r>
         <w:rPr>
-          <w:highlight w:val="yellow"/>
           <w:vertAlign w:val="superscript"/>
           <w:lang w:eastAsia="zh-CN"/>
         </w:rPr>
@@ -2719,7 +2724,6 @@
       <w:r>
         <w:rPr>
           <w:rFonts w:hint="eastAsia"/>
-          <w:highlight w:val="yellow"/>
           <w:vertAlign w:val="superscript"/>
           <w:lang w:eastAsia="zh-CN"/>
         </w:rPr>
@@ -2727,7 +2731,6 @@
       </w:r>
       <w:r>
         <w:rPr>
-          <w:highlight w:val="yellow"/>
           <w:vertAlign w:val="superscript"/>
           <w:lang w:eastAsia="zh-CN"/>
         </w:rPr>
@@ -2735,7 +2738,6 @@
       </w:r>
       <w:r>
         <w:rPr>
-          <w:highlight w:val="yellow"/>
           <w:vertAlign w:val="superscript"/>
           <w:lang w:eastAsia="zh-CN"/>
         </w:rPr>
@@ -2744,7 +2746,6 @@
       <w:r>
         <w:rPr>
           <w:rFonts w:hint="eastAsia"/>
-          <w:highlight w:val="yellow"/>
           <w:vertAlign w:val="superscript"/>
           <w:lang w:eastAsia="zh-CN"/>
         </w:rPr>
@@ -2752,7 +2753,6 @@
       </w:r>
       <w:r>
         <w:rPr>
-          <w:highlight w:val="yellow"/>
           <w:vertAlign w:val="superscript"/>
           <w:lang w:eastAsia="zh-CN"/>
         </w:rPr>
@@ -2760,7 +2760,6 @@
       </w:r>
       <w:r>
         <w:rPr>
-          <w:highlight w:val="yellow"/>
           <w:vertAlign w:val="superscript"/>
           <w:lang w:eastAsia="zh-CN"/>
         </w:rPr>
@@ -2769,7 +2768,6 @@
       <w:r>
         <w:rPr>
           <w:rFonts w:hint="eastAsia"/>
-          <w:highlight w:val="yellow"/>
           <w:vertAlign w:val="superscript"/>
           <w:lang w:eastAsia="zh-CN"/>
         </w:rPr>
@@ -2777,7 +2775,6 @@
       </w:r>
       <w:r>
         <w:rPr>
-          <w:highlight w:val="yellow"/>
           <w:vertAlign w:val="superscript"/>
           <w:lang w:eastAsia="zh-CN"/>
         </w:rPr>
@@ -2785,7 +2782,6 @@
       </w:r>
       <w:r>
         <w:rPr>
-          <w:highlight w:val="yellow"/>
           <w:vertAlign w:val="superscript"/>
           <w:lang w:eastAsia="zh-CN"/>
         </w:rPr>
@@ -2793,14 +2789,12 @@
       </w:r>
       <w:r>
         <w:rPr>
-          <w:highlight w:val="yellow"/>
           <w:vertAlign w:val="superscript"/>
           <w:lang w:eastAsia="zh-CN"/>
         </w:rPr>
       </w:r>
       <w:r>
         <w:rPr>
-          <w:highlight w:val="yellow"/>
           <w:vertAlign w:val="superscript"/>
           <w:lang w:eastAsia="zh-CN"/>
         </w:rPr>
@@ -2808,7 +2802,6 @@
       </w:r>
       <w:r>
         <w:rPr>
-          <w:highlight w:val="yellow"/>
           <w:vertAlign w:val="superscript"/>
           <w:lang w:eastAsia="zh-CN"/>
         </w:rPr>
@@ -2817,7 +2810,6 @@
       <w:r>
         <w:rPr>
           <w:rFonts w:hint="eastAsia"/>
-          <w:highlight w:val="yellow"/>
           <w:vertAlign w:val="superscript"/>
           <w:lang w:eastAsia="zh-CN"/>
         </w:rPr>
@@ -2825,7 +2817,6 @@
       </w:r>
       <w:r>
         <w:rPr>
-          <w:highlight w:val="yellow"/>
           <w:vertAlign w:val="superscript"/>
           <w:lang w:eastAsia="zh-CN"/>
         </w:rPr>
@@ -2833,7 +2824,6 @@
       </w:r>
       <w:r>
         <w:rPr>
-          <w:highlight w:val="yellow"/>
           <w:vertAlign w:val="superscript"/>
           <w:lang w:eastAsia="zh-CN"/>
         </w:rPr>
@@ -3093,7 +3083,7 @@
     </w:p>
     <w:tbl>
       <w:tblPr>
-        <w:tblStyle w:val="aa"/>
+        <w:tblStyle w:val="TableGrid"/>
         <w:tblW w:w="0" w:type="auto"/>
         <w:tblBorders>
           <w:top w:val="none" w:sz="0" w:space="0" w:color="auto"/>
@@ -3574,7 +3564,7 @@
     </w:p>
     <w:tbl>
       <w:tblPr>
-        <w:tblStyle w:val="aa"/>
+        <w:tblStyle w:val="TableGrid"/>
         <w:tblW w:w="0" w:type="auto"/>
         <w:tblBorders>
           <w:top w:val="none" w:sz="0" w:space="0" w:color="auto"/>
@@ -3882,13 +3872,7 @@
         <w:rPr>
           <w:lang w:eastAsia="zh-CN"/>
         </w:rPr>
-        <w:t>rate</w:t>
-      </w:r>
-      <w:r>
-        <w:rPr>
-          <w:lang w:eastAsia="zh-CN"/>
-        </w:rPr>
-        <w:t>, which</w:t>
+        <w:t>rate, which</w:t>
       </w:r>
       <w:r>
         <w:rPr>
@@ -4316,7 +4300,7 @@
     </w:p>
     <w:tbl>
       <w:tblPr>
-        <w:tblStyle w:val="aa"/>
+        <w:tblStyle w:val="TableGrid"/>
         <w:tblW w:w="0" w:type="auto"/>
         <w:tblBorders>
           <w:top w:val="none" w:sz="0" w:space="0" w:color="auto"/>
@@ -4782,7 +4766,6 @@
       </w:r>
       <w:r>
         <w:rPr>
-          <w:highlight w:val="yellow"/>
           <w:vertAlign w:val="superscript"/>
           <w:lang w:eastAsia="zh-CN"/>
         </w:rPr>
@@ -4790,7 +4773,6 @@
       </w:r>
       <w:r>
         <w:rPr>
-          <w:highlight w:val="yellow"/>
           <w:vertAlign w:val="superscript"/>
           <w:lang w:eastAsia="zh-CN"/>
         </w:rPr>
@@ -4798,7 +4780,6 @@
       </w:r>
       <w:r>
         <w:rPr>
-          <w:highlight w:val="yellow"/>
           <w:vertAlign w:val="superscript"/>
           <w:lang w:eastAsia="zh-CN"/>
         </w:rPr>
@@ -4806,14 +4787,12 @@
       </w:r>
       <w:r>
         <w:rPr>
-          <w:highlight w:val="yellow"/>
           <w:vertAlign w:val="superscript"/>
           <w:lang w:eastAsia="zh-CN"/>
         </w:rPr>
       </w:r>
       <w:r>
         <w:rPr>
-          <w:highlight w:val="yellow"/>
           <w:vertAlign w:val="superscript"/>
           <w:lang w:eastAsia="zh-CN"/>
         </w:rPr>
@@ -4821,7 +4800,6 @@
       </w:r>
       <w:r>
         <w:rPr>
-          <w:highlight w:val="yellow"/>
           <w:vertAlign w:val="superscript"/>
           <w:lang w:eastAsia="zh-CN"/>
         </w:rPr>
@@ -4830,7 +4808,6 @@
       <w:r>
         <w:rPr>
           <w:rFonts w:hint="eastAsia"/>
-          <w:highlight w:val="yellow"/>
           <w:vertAlign w:val="superscript"/>
           <w:lang w:eastAsia="zh-CN"/>
         </w:rPr>
@@ -4838,7 +4815,6 @@
       </w:r>
       <w:r>
         <w:rPr>
-          <w:highlight w:val="yellow"/>
           <w:vertAlign w:val="superscript"/>
           <w:lang w:eastAsia="zh-CN"/>
         </w:rPr>
@@ -4846,7 +4822,6 @@
       </w:r>
       <w:r>
         <w:rPr>
-          <w:highlight w:val="yellow"/>
           <w:vertAlign w:val="superscript"/>
           <w:lang w:eastAsia="zh-CN"/>
         </w:rPr>
@@ -4855,7 +4830,6 @@
       <w:r>
         <w:rPr>
           <w:rFonts w:hint="eastAsia"/>
-          <w:highlight w:val="yellow"/>
           <w:vertAlign w:val="superscript"/>
           <w:lang w:eastAsia="zh-CN"/>
         </w:rPr>
@@ -4863,7 +4837,6 @@
       </w:r>
       <w:r>
         <w:rPr>
-          <w:highlight w:val="yellow"/>
           <w:vertAlign w:val="superscript"/>
           <w:lang w:eastAsia="zh-CN"/>
         </w:rPr>
@@ -4871,7 +4844,6 @@
       </w:r>
       <w:r>
         <w:rPr>
-          <w:highlight w:val="yellow"/>
           <w:vertAlign w:val="superscript"/>
           <w:lang w:eastAsia="zh-CN"/>
         </w:rPr>
@@ -4880,7 +4852,6 @@
       <w:r>
         <w:rPr>
           <w:rFonts w:hint="eastAsia"/>
-          <w:highlight w:val="yellow"/>
           <w:vertAlign w:val="superscript"/>
           <w:lang w:eastAsia="zh-CN"/>
         </w:rPr>
@@ -4888,7 +4859,6 @@
       </w:r>
       <w:r>
         <w:rPr>
-          <w:highlight w:val="yellow"/>
           <w:vertAlign w:val="superscript"/>
           <w:lang w:eastAsia="zh-CN"/>
         </w:rPr>
@@ -4896,7 +4866,6 @@
       </w:r>
       <w:r>
         <w:rPr>
-          <w:highlight w:val="yellow"/>
           <w:vertAlign w:val="superscript"/>
           <w:lang w:eastAsia="zh-CN"/>
         </w:rPr>
@@ -4904,14 +4873,12 @@
       </w:r>
       <w:r>
         <w:rPr>
-          <w:highlight w:val="yellow"/>
           <w:vertAlign w:val="superscript"/>
           <w:lang w:eastAsia="zh-CN"/>
         </w:rPr>
       </w:r>
       <w:r>
         <w:rPr>
-          <w:highlight w:val="yellow"/>
           <w:vertAlign w:val="superscript"/>
           <w:lang w:eastAsia="zh-CN"/>
         </w:rPr>
@@ -4919,7 +4886,6 @@
       </w:r>
       <w:r>
         <w:rPr>
-          <w:highlight w:val="yellow"/>
           <w:vertAlign w:val="superscript"/>
           <w:lang w:eastAsia="zh-CN"/>
         </w:rPr>
@@ -4928,7 +4894,6 @@
       <w:r>
         <w:rPr>
           <w:rFonts w:hint="eastAsia"/>
-          <w:highlight w:val="yellow"/>
           <w:vertAlign w:val="superscript"/>
           <w:lang w:eastAsia="zh-CN"/>
         </w:rPr>
@@ -4936,7 +4901,6 @@
       </w:r>
       <w:r>
         <w:rPr>
-          <w:highlight w:val="yellow"/>
           <w:vertAlign w:val="superscript"/>
           <w:lang w:eastAsia="zh-CN"/>
         </w:rPr>
@@ -4944,7 +4908,6 @@
       </w:r>
       <w:r>
         <w:rPr>
-          <w:highlight w:val="yellow"/>
           <w:vertAlign w:val="superscript"/>
           <w:lang w:eastAsia="zh-CN"/>
         </w:rPr>
@@ -4998,7 +4961,7 @@
     </w:p>
     <w:tbl>
       <w:tblPr>
-        <w:tblStyle w:val="aa"/>
+        <w:tblStyle w:val="TableGrid"/>
         <w:tblW w:w="5000" w:type="pct"/>
         <w:tblBorders>
           <w:top w:val="none" w:sz="0" w:space="0" w:color="auto"/>
@@ -5578,7 +5541,7 @@
     </w:p>
     <w:tbl>
       <w:tblPr>
-        <w:tblStyle w:val="aa"/>
+        <w:tblStyle w:val="TableGrid"/>
         <w:tblW w:w="0" w:type="auto"/>
         <w:tblBorders>
           <w:top w:val="none" w:sz="0" w:space="0" w:color="auto"/>
@@ -5977,7 +5940,7 @@
     </w:p>
     <w:tbl>
       <w:tblPr>
-        <w:tblStyle w:val="aa"/>
+        <w:tblStyle w:val="TableGrid"/>
         <w:tblW w:w="0" w:type="auto"/>
         <w:tblBorders>
           <w:top w:val="none" w:sz="0" w:space="0" w:color="auto"/>
@@ -6349,7 +6312,7 @@
     </w:p>
     <w:tbl>
       <w:tblPr>
-        <w:tblStyle w:val="aa"/>
+        <w:tblStyle w:val="TableGrid"/>
         <w:tblW w:w="0" w:type="auto"/>
         <w:tblBorders>
           <w:top w:val="none" w:sz="0" w:space="0" w:color="auto"/>
@@ -7335,7 +7298,6 @@
       </w:r>
       <w:r>
         <w:rPr>
-          <w:highlight w:val="yellow"/>
           <w:vertAlign w:val="superscript"/>
           <w:lang w:eastAsia="zh-CN"/>
         </w:rPr>
@@ -7343,7 +7305,6 @@
       </w:r>
       <w:r>
         <w:rPr>
-          <w:highlight w:val="yellow"/>
           <w:vertAlign w:val="superscript"/>
           <w:lang w:eastAsia="zh-CN"/>
         </w:rPr>
@@ -7351,7 +7312,6 @@
       </w:r>
       <w:r>
         <w:rPr>
-          <w:highlight w:val="yellow"/>
           <w:vertAlign w:val="superscript"/>
           <w:lang w:eastAsia="zh-CN"/>
         </w:rPr>
@@ -7359,14 +7319,12 @@
       </w:r>
       <w:r>
         <w:rPr>
-          <w:highlight w:val="yellow"/>
           <w:vertAlign w:val="superscript"/>
           <w:lang w:eastAsia="zh-CN"/>
         </w:rPr>
       </w:r>
       <w:r>
         <w:rPr>
-          <w:highlight w:val="yellow"/>
           <w:vertAlign w:val="superscript"/>
           <w:lang w:eastAsia="zh-CN"/>
         </w:rPr>
@@ -7374,7 +7332,6 @@
       </w:r>
       <w:r>
         <w:rPr>
-          <w:highlight w:val="yellow"/>
           <w:vertAlign w:val="superscript"/>
           <w:lang w:eastAsia="zh-CN"/>
         </w:rPr>
@@ -7383,7 +7340,6 @@
       <w:r>
         <w:rPr>
           <w:rFonts w:hint="eastAsia"/>
-          <w:highlight w:val="yellow"/>
           <w:vertAlign w:val="superscript"/>
           <w:lang w:eastAsia="zh-CN"/>
         </w:rPr>
@@ -7391,7 +7347,6 @@
       </w:r>
       <w:r>
         <w:rPr>
-          <w:highlight w:val="yellow"/>
           <w:vertAlign w:val="superscript"/>
           <w:lang w:eastAsia="zh-CN"/>
         </w:rPr>
@@ -7399,7 +7354,6 @@
       </w:r>
       <w:r>
         <w:rPr>
-          <w:highlight w:val="yellow"/>
           <w:vertAlign w:val="superscript"/>
           <w:lang w:eastAsia="zh-CN"/>
         </w:rPr>
@@ -7490,7 +7444,7 @@
     </w:p>
     <w:tbl>
       <w:tblPr>
-        <w:tblStyle w:val="aa"/>
+        <w:tblStyle w:val="TableGrid"/>
         <w:tblW w:w="0" w:type="auto"/>
         <w:tblBorders>
           <w:top w:val="none" w:sz="0" w:space="0" w:color="auto"/>
@@ -7887,7 +7841,7 @@
     </w:p>
     <w:tbl>
       <w:tblPr>
-        <w:tblStyle w:val="aa"/>
+        <w:tblStyle w:val="TableGrid"/>
         <w:tblW w:w="0" w:type="auto"/>
         <w:tblBorders>
           <w:top w:val="none" w:sz="0" w:space="0" w:color="auto"/>
@@ -8258,7 +8212,7 @@
     </w:p>
     <w:tbl>
       <w:tblPr>
-        <w:tblStyle w:val="aa"/>
+        <w:tblStyle w:val="TableGrid"/>
         <w:tblW w:w="0" w:type="auto"/>
         <w:tblBorders>
           <w:top w:val="none" w:sz="0" w:space="0" w:color="auto"/>
@@ -8601,7 +8555,7 @@
     </w:p>
     <w:tbl>
       <w:tblPr>
-        <w:tblStyle w:val="aa"/>
+        <w:tblStyle w:val="TableGrid"/>
         <w:tblW w:w="0" w:type="auto"/>
         <w:tblBorders>
           <w:top w:val="none" w:sz="0" w:space="0" w:color="auto"/>
@@ -9263,7 +9217,7 @@
     </w:p>
     <w:tbl>
       <w:tblPr>
-        <w:tblStyle w:val="aa"/>
+        <w:tblStyle w:val="TableGrid"/>
         <w:tblW w:w="0" w:type="auto"/>
         <w:tblBorders>
           <w:top w:val="none" w:sz="0" w:space="0" w:color="auto"/>
@@ -9985,7 +9939,6 @@
       </m:oMath>
       <w:r>
         <w:rPr>
-          <w:highlight w:val="yellow"/>
           <w:vertAlign w:val="superscript"/>
           <w:lang w:eastAsia="zh-CN"/>
         </w:rPr>
@@ -9993,7 +9946,6 @@
       </w:r>
       <w:r>
         <w:rPr>
-          <w:highlight w:val="yellow"/>
           <w:vertAlign w:val="superscript"/>
           <w:lang w:eastAsia="zh-CN"/>
         </w:rPr>
@@ -10001,7 +9953,6 @@
       </w:r>
       <w:r>
         <w:rPr>
-          <w:highlight w:val="yellow"/>
           <w:vertAlign w:val="superscript"/>
           <w:lang w:eastAsia="zh-CN"/>
         </w:rPr>
@@ -10009,14 +9960,12 @@
       </w:r>
       <w:r>
         <w:rPr>
-          <w:highlight w:val="yellow"/>
           <w:vertAlign w:val="superscript"/>
           <w:lang w:eastAsia="zh-CN"/>
         </w:rPr>
       </w:r>
       <w:r>
         <w:rPr>
-          <w:highlight w:val="yellow"/>
           <w:vertAlign w:val="superscript"/>
           <w:lang w:eastAsia="zh-CN"/>
         </w:rPr>
@@ -10024,7 +9973,6 @@
       </w:r>
       <w:r>
         <w:rPr>
-          <w:highlight w:val="yellow"/>
           <w:vertAlign w:val="superscript"/>
           <w:lang w:eastAsia="zh-CN"/>
         </w:rPr>
@@ -10033,7 +9981,6 @@
       <w:r>
         <w:rPr>
           <w:rFonts w:hint="eastAsia"/>
-          <w:highlight w:val="yellow"/>
           <w:vertAlign w:val="superscript"/>
           <w:lang w:eastAsia="zh-CN"/>
         </w:rPr>
@@ -10041,7 +9988,6 @@
       </w:r>
       <w:r>
         <w:rPr>
-          <w:highlight w:val="yellow"/>
           <w:vertAlign w:val="superscript"/>
           <w:lang w:eastAsia="zh-CN"/>
         </w:rPr>
@@ -10049,7 +9995,6 @@
       </w:r>
       <w:r>
         <w:rPr>
-          <w:highlight w:val="yellow"/>
           <w:vertAlign w:val="superscript"/>
           <w:lang w:eastAsia="zh-CN"/>
         </w:rPr>
@@ -10071,7 +10016,7 @@
     </w:p>
     <w:tbl>
       <w:tblPr>
-        <w:tblStyle w:val="aa"/>
+        <w:tblStyle w:val="TableGrid"/>
         <w:tblW w:w="0" w:type="auto"/>
         <w:tblBorders>
           <w:top w:val="none" w:sz="0" w:space="0" w:color="auto"/>
@@ -11006,7 +10951,6 @@
       </w:r>
       <w:r>
         <w:rPr>
-          <w:highlight w:val="yellow"/>
           <w:vertAlign w:val="superscript"/>
           <w:lang w:eastAsia="zh-CN"/>
         </w:rPr>
@@ -11014,7 +10958,6 @@
       </w:r>
       <w:r>
         <w:rPr>
-          <w:highlight w:val="yellow"/>
           <w:vertAlign w:val="superscript"/>
           <w:lang w:eastAsia="zh-CN"/>
         </w:rPr>
@@ -11023,7 +10966,6 @@
       <w:r>
         <w:rPr>
           <w:rFonts w:hint="eastAsia"/>
-          <w:highlight w:val="yellow"/>
           <w:vertAlign w:val="superscript"/>
           <w:lang w:eastAsia="zh-CN"/>
         </w:rPr>
@@ -11031,7 +10973,6 @@
       </w:r>
       <w:r>
         <w:rPr>
-          <w:highlight w:val="yellow"/>
           <w:vertAlign w:val="superscript"/>
           <w:lang w:eastAsia="zh-CN"/>
         </w:rPr>
@@ -11039,14 +10980,12 @@
       </w:r>
       <w:r>
         <w:rPr>
-          <w:highlight w:val="yellow"/>
           <w:vertAlign w:val="superscript"/>
           <w:lang w:eastAsia="zh-CN"/>
         </w:rPr>
       </w:r>
       <w:r>
         <w:rPr>
-          <w:highlight w:val="yellow"/>
           <w:vertAlign w:val="superscript"/>
           <w:lang w:eastAsia="zh-CN"/>
         </w:rPr>
@@ -11054,7 +10993,6 @@
       </w:r>
       <w:r>
         <w:rPr>
-          <w:highlight w:val="yellow"/>
           <w:vertAlign w:val="superscript"/>
           <w:lang w:eastAsia="zh-CN"/>
         </w:rPr>
@@ -11063,7 +11001,6 @@
       <w:r>
         <w:rPr>
           <w:rFonts w:hint="eastAsia"/>
-          <w:highlight w:val="yellow"/>
           <w:vertAlign w:val="superscript"/>
           <w:lang w:eastAsia="zh-CN"/>
         </w:rPr>
@@ -11071,7 +11008,6 @@
       </w:r>
       <w:r>
         <w:rPr>
-          <w:highlight w:val="yellow"/>
           <w:vertAlign w:val="superscript"/>
           <w:lang w:eastAsia="zh-CN"/>
         </w:rPr>
@@ -11079,7 +11015,6 @@
       </w:r>
       <w:r>
         <w:rPr>
-          <w:highlight w:val="yellow"/>
           <w:vertAlign w:val="superscript"/>
           <w:lang w:eastAsia="zh-CN"/>
         </w:rPr>
@@ -11162,6 +11097,12 @@
         <w:rPr>
           <w:lang w:eastAsia="zh-CN"/>
         </w:rPr>
+      </w:r>
+      <w:r>
+        <w:rPr>
+          <w:lang w:eastAsia="zh-CN"/>
+        </w:rPr>
+        <w:instrText xml:space="preserve"> \* MERGEFORMAT </w:instrText>
       </w:r>
       <w:r>
         <w:rPr>
@@ -11513,7 +11454,6 @@
       </w:r>
       <w:r>
         <w:rPr>
-          <w:highlight w:val="yellow"/>
           <w:lang w:eastAsia="zh-CN"/>
         </w:rPr>
         <w:t xml:space="preserve">The present study </w:t>
@@ -11521,14 +11461,12 @@
       <w:r>
         <w:rPr>
           <w:rFonts w:hint="eastAsia"/>
-          <w:highlight w:val="yellow"/>
           <w:lang w:eastAsia="zh-CN"/>
         </w:rPr>
         <w:t xml:space="preserve">is </w:t>
       </w:r>
       <w:r>
         <w:rPr>
-          <w:highlight w:val="yellow"/>
           <w:lang w:eastAsia="zh-CN"/>
         </w:rPr>
         <w:t>a simulation-based proof of concept rather than a flight-qualified validation campaign. No operational telemetry from closed-loop life-support platforms was available in the current stage, and no hardware-in-the-loop testbed was incorporated. Therefore, the reported results verify the control feasibility of the proposed PPO framework under structured stochastic disturbances, but do not yet establish full engineering readiness. A practical validation pathway would include disturbance replay using telemetry-like subsystem traces, followed by hardware-in-the-loop evaluation of policy latency, memory footprint, and closed-loop stability on resource-constrained onboard processors.</w:t>
@@ -11615,6 +11553,12 @@
         <w:rPr>
           <w:lang w:eastAsia="zh-CN"/>
         </w:rPr>
+      </w:r>
+      <w:r>
+        <w:rPr>
+          <w:lang w:eastAsia="zh-CN"/>
+        </w:rPr>
+        <w:instrText xml:space="preserve"> \* MERGEFORMAT </w:instrText>
       </w:r>
       <w:r>
         <w:rPr>
@@ -11768,7 +11712,7 @@
     </w:p>
     <w:p>
       <w:pPr>
-        <w:pStyle w:val="af3"/>
+        <w:pStyle w:val="Caption"/>
         <w:rPr>
           <w:rFonts w:ascii="Times New Roman" w:hAnsi="Times New Roman" w:cs="Times New Roman"/>
           <w:sz w:val="18"/>
@@ -11881,6 +11825,12 @@
         <w:rPr>
           <w:lang w:eastAsia="zh-CN"/>
         </w:rPr>
+      </w:r>
+      <w:r>
+        <w:rPr>
+          <w:lang w:eastAsia="zh-CN"/>
+        </w:rPr>
+        <w:instrText xml:space="preserve"> \* MERGEFORMAT </w:instrText>
       </w:r>
       <w:r>
         <w:rPr>
@@ -11988,7 +11938,7 @@
     </w:p>
     <w:p>
       <w:pPr>
-        <w:pStyle w:val="af3"/>
+        <w:pStyle w:val="Caption"/>
         <w:rPr>
           <w:rFonts w:ascii="Times New Roman" w:hAnsi="Times New Roman" w:cs="Times New Roman"/>
           <w:sz w:val="18"/>
@@ -12165,6 +12115,12 @@
         <w:rPr>
           <w:lang w:eastAsia="zh-CN"/>
         </w:rPr>
+      </w:r>
+      <w:r>
+        <w:rPr>
+          <w:lang w:eastAsia="zh-CN"/>
+        </w:rPr>
+        <w:instrText xml:space="preserve"> \* MERGEFORMAT </w:instrText>
       </w:r>
       <w:r>
         <w:rPr>
@@ -12306,7 +12262,7 @@
     </w:p>
     <w:p>
       <w:pPr>
-        <w:pStyle w:val="af3"/>
+        <w:pStyle w:val="Caption"/>
         <w:rPr>
           <w:rFonts w:ascii="Times New Roman" w:hAnsi="Times New Roman" w:cs="Times New Roman"/>
           <w:sz w:val="18"/>
@@ -12412,7 +12368,6 @@
           <w:b w:val="0"/>
           <w:sz w:val="18"/>
           <w:szCs w:val="24"/>
-          <w:highlight w:val="yellow"/>
           <w:lang w:eastAsia="zh-CN"/>
         </w:rPr>
         <w:t xml:space="preserve">To clarify the decision-making logic of the learned controller, we examined how the policy responds to local perturbations in individual state variables while holding the remaining states fixed. The analysis shows that the supplemental water action increases sharply as the water state approaches its lower safety bound, whereas recycling intensity becomes more aggressive when subsystem reliability declines. In contrast, the policy suppresses energy-intensive regulation when the energy reserve is already limited. </w:t>
@@ -12502,10 +12457,112 @@
       </w:pPr>
       <w:r>
         <w:rPr>
+          <w:lang w:eastAsia="zh-CN"/>
+        </w:rPr>
+        <w:t>Offline training should be distinguished from onboard execution</w:t>
+      </w:r>
+      <w:r>
+        <w:rPr>
+          <w:rFonts w:hint="eastAsia"/>
+          <w:lang w:eastAsia="zh-CN"/>
+        </w:rPr>
+        <w:t xml:space="preserve"> </w:t>
+      </w:r>
+      <w:r>
+        <w:rPr>
+          <w:rFonts w:hint="eastAsia"/>
           <w:highlight w:val="yellow"/>
-          <w:lang w:eastAsia="zh-CN"/>
-        </w:rPr>
-        <w:t xml:space="preserve">Offline training should be distinguished from onboard execution. In this study, PPO training used an RTX 4090 GPU, but onboard deployment would require policy inference only rather than policy optimization. Because the state and action spaces are compact, the inference burden is expected to be much lighter than the training burden. Practical deployment would still require explicit benchmarking of latency, memory footprint, and power consumption on target avionics platforms, and periodic offline retraining is more realistic than continuous onboard updating. </w:t>
+          <w:vertAlign w:val="superscript"/>
+          <w:lang w:eastAsia="zh-CN"/>
+        </w:rPr>
+        <w:t>[</w:t>
+      </w:r>
+      <w:r>
+        <w:rPr>
+          <w:highlight w:val="yellow"/>
+          <w:vertAlign w:val="superscript"/>
+          <w:lang w:eastAsia="zh-CN"/>
+        </w:rPr>
+        <w:fldChar w:fldCharType="begin"/>
+      </w:r>
+      <w:r>
+        <w:rPr>
+          <w:highlight w:val="yellow"/>
+          <w:vertAlign w:val="superscript"/>
+          <w:lang w:eastAsia="zh-CN"/>
+        </w:rPr>
+        <w:instrText xml:space="preserve"> </w:instrText>
+      </w:r>
+      <w:r>
+        <w:rPr>
+          <w:rFonts w:hint="eastAsia"/>
+          <w:highlight w:val="yellow"/>
+          <w:vertAlign w:val="superscript"/>
+          <w:lang w:eastAsia="zh-CN"/>
+        </w:rPr>
+        <w:instrText>REF _Ref230027340 \r \h</w:instrText>
+      </w:r>
+      <w:r>
+        <w:rPr>
+          <w:highlight w:val="yellow"/>
+          <w:vertAlign w:val="superscript"/>
+          <w:lang w:eastAsia="zh-CN"/>
+        </w:rPr>
+        <w:instrText xml:space="preserve"> </w:instrText>
+      </w:r>
+      <w:r>
+        <w:rPr>
+          <w:highlight w:val="yellow"/>
+          <w:vertAlign w:val="superscript"/>
+          <w:lang w:eastAsia="zh-CN"/>
+        </w:rPr>
+      </w:r>
+      <w:r>
+        <w:rPr>
+          <w:highlight w:val="yellow"/>
+          <w:vertAlign w:val="superscript"/>
+          <w:lang w:eastAsia="zh-CN"/>
+        </w:rPr>
+        <w:instrText xml:space="preserve"> \* MERGEFORMAT </w:instrText>
+      </w:r>
+      <w:r>
+        <w:rPr>
+          <w:highlight w:val="yellow"/>
+          <w:vertAlign w:val="superscript"/>
+          <w:lang w:eastAsia="zh-CN"/>
+        </w:rPr>
+        <w:fldChar w:fldCharType="separate"/>
+      </w:r>
+      <w:r>
+        <w:rPr>
+          <w:highlight w:val="yellow"/>
+          <w:vertAlign w:val="superscript"/>
+          <w:lang w:eastAsia="zh-CN"/>
+        </w:rPr>
+        <w:t>10</w:t>
+      </w:r>
+      <w:r>
+        <w:rPr>
+          <w:highlight w:val="yellow"/>
+          <w:vertAlign w:val="superscript"/>
+          <w:lang w:eastAsia="zh-CN"/>
+        </w:rPr>
+        <w:fldChar w:fldCharType="end"/>
+      </w:r>
+      <w:r>
+        <w:rPr>
+          <w:rFonts w:hint="eastAsia"/>
+          <w:highlight w:val="yellow"/>
+          <w:vertAlign w:val="superscript"/>
+          <w:lang w:eastAsia="zh-CN"/>
+        </w:rPr>
+        <w:t>]</w:t>
+      </w:r>
+      <w:r>
+        <w:rPr>
+          <w:lang w:eastAsia="zh-CN"/>
+        </w:rPr>
+        <w:t xml:space="preserve">. In this study, PPO training used an RTX 4090 GPU, but onboard deployment would require policy inference only rather than policy optimization. Because the state and action spaces are compact, the inference burden is expected to be much lighter than the training burden. Practical deployment would still require explicit benchmarking of latency, memory footprint, and power consumption on target avionics platforms, and periodic offline retraining is more realistic than continuous onboard updating. </w:t>
       </w:r>
     </w:p>
     <w:p>
@@ -12561,7 +12618,6 @@
       </w:r>
       <w:r>
         <w:rPr>
-          <w:highlight w:val="yellow"/>
           <w:lang w:eastAsia="zh-CN"/>
         </w:rPr>
         <w:t>In addition, the present validation remains limited to synthetic disturbance scenarios and simulated subsystem degradation. As a result, the reported gains should be interpreted as evidence of control potential under a structured stochastic model, rather than as a direct guarantee of performance in operational space habitats. Stronger engineering claims would require validation against telemetry-derived disturbance profiles, subsystem-specific degradation data, and hardware-in-the-loop execution tests.</w:t>
@@ -12594,7 +12650,6 @@
           <w:b w:val="0"/>
           <w:sz w:val="18"/>
           <w:szCs w:val="24"/>
-          <w:highlight w:val="yellow"/>
           <w:lang w:eastAsia="zh-CN"/>
         </w:rPr>
         <w:t xml:space="preserve">This study developed a PPO-based regulation framework for micro closed-loop space station ecosystems and evaluated it under stochastic simulation with reliability decay and environmental coupling. Within this setting, the learned </w:t>
@@ -12604,7 +12659,6 @@
           <w:b w:val="0"/>
           <w:sz w:val="18"/>
           <w:szCs w:val="24"/>
-          <w:highlight w:val="yellow"/>
           <w:lang w:eastAsia="zh-CN"/>
         </w:rPr>
         <w:t>policy-maintained</w:t>
@@ -12614,7 +12668,6 @@
           <w:b w:val="0"/>
           <w:sz w:val="18"/>
           <w:szCs w:val="24"/>
-          <w:highlight w:val="yellow"/>
           <w:lang w:eastAsia="zh-CN"/>
         </w:rPr>
         <w:t xml:space="preserve"> resource safety margins and improved regulation smoothness and long-term ecological performance relative to threshold-based control. These results provide simulation-level evidence of control feasibility, while telemetry-informed validation and hardware-in-the-loop testing remain necessary for engineering deployment. </w:t>
@@ -12636,7 +12689,6 @@
           <w:numId w:val="17"/>
         </w:numPr>
         <w:rPr>
-          <w:highlight w:val="yellow"/>
           <w:lang w:eastAsia="zh-CN"/>
         </w:rPr>
       </w:pPr>
@@ -12644,7 +12696,6 @@
       <w:bookmarkEnd w:id="5"/>
       <w:r>
         <w:rPr>
-          <w:highlight w:val="yellow"/>
           <w:lang w:eastAsia="zh-CN"/>
         </w:rPr>
         <w:t xml:space="preserve">Tipaldi, M., Iervolino, R., Massenio, P.R., “Reinforcement </w:t>
@@ -12652,14 +12703,12 @@
       <w:r>
         <w:rPr>
           <w:rFonts w:hint="eastAsia"/>
-          <w:highlight w:val="yellow"/>
           <w:lang w:eastAsia="zh-CN"/>
         </w:rPr>
         <w:t>L</w:t>
       </w:r>
       <w:r>
         <w:rPr>
-          <w:highlight w:val="yellow"/>
           <w:lang w:eastAsia="zh-CN"/>
         </w:rPr>
         <w:t xml:space="preserve">earning in </w:t>
@@ -12667,14 +12716,12 @@
       <w:r>
         <w:rPr>
           <w:rFonts w:hint="eastAsia"/>
-          <w:highlight w:val="yellow"/>
           <w:lang w:eastAsia="zh-CN"/>
         </w:rPr>
         <w:t>S</w:t>
       </w:r>
       <w:r>
         <w:rPr>
-          <w:highlight w:val="yellow"/>
           <w:lang w:eastAsia="zh-CN"/>
         </w:rPr>
         <w:t xml:space="preserve">pacecraft </w:t>
@@ -12682,14 +12729,12 @@
       <w:r>
         <w:rPr>
           <w:rFonts w:hint="eastAsia"/>
-          <w:highlight w:val="yellow"/>
           <w:lang w:eastAsia="zh-CN"/>
         </w:rPr>
         <w:t>C</w:t>
       </w:r>
       <w:r>
         <w:rPr>
-          <w:highlight w:val="yellow"/>
           <w:lang w:eastAsia="zh-CN"/>
         </w:rPr>
         <w:t xml:space="preserve">ontrol </w:t>
@@ -12697,14 +12742,12 @@
       <w:r>
         <w:rPr>
           <w:rFonts w:hint="eastAsia"/>
-          <w:highlight w:val="yellow"/>
           <w:lang w:eastAsia="zh-CN"/>
         </w:rPr>
         <w:t>A</w:t>
       </w:r>
       <w:r>
         <w:rPr>
-          <w:highlight w:val="yellow"/>
           <w:lang w:eastAsia="zh-CN"/>
         </w:rPr>
         <w:t xml:space="preserve">pplications: Advances, </w:t>
@@ -12712,14 +12755,12 @@
       <w:r>
         <w:rPr>
           <w:rFonts w:hint="eastAsia"/>
-          <w:highlight w:val="yellow"/>
           <w:lang w:eastAsia="zh-CN"/>
         </w:rPr>
         <w:t>P</w:t>
       </w:r>
       <w:r>
         <w:rPr>
-          <w:highlight w:val="yellow"/>
           <w:lang w:eastAsia="zh-CN"/>
         </w:rPr>
         <w:t xml:space="preserve">rospects, and </w:t>
@@ -12727,14 +12768,12 @@
       <w:r>
         <w:rPr>
           <w:rFonts w:hint="eastAsia"/>
-          <w:highlight w:val="yellow"/>
           <w:lang w:eastAsia="zh-CN"/>
         </w:rPr>
         <w:t>C</w:t>
       </w:r>
       <w:r>
         <w:rPr>
-          <w:highlight w:val="yellow"/>
           <w:lang w:eastAsia="zh-CN"/>
         </w:rPr>
         <w:t xml:space="preserve">hallenges,” </w:t>
@@ -12743,14 +12782,12 @@
         <w:rPr>
           <w:i/>
           <w:iCs/>
-          <w:highlight w:val="yellow"/>
           <w:lang w:eastAsia="zh-CN"/>
         </w:rPr>
         <w:t>Annual Reviews in Control</w:t>
       </w:r>
       <w:r>
         <w:rPr>
-          <w:highlight w:val="yellow"/>
           <w:lang w:eastAsia="zh-CN"/>
         </w:rPr>
         <w:t xml:space="preserve"> 54:1–23, 2022, doi:10.1016/j.arcontrol.2022.07.004.</w:t>
@@ -12764,119 +12801,82 @@
           <w:ilvl w:val="0"/>
           <w:numId w:val="17"/>
         </w:numPr>
-        <w:rPr>
-          <w:highlight w:val="yellow"/>
-        </w:rPr>
       </w:pPr>
       <w:bookmarkStart w:id="7" w:name="_Ref224850606"/>
       <w:r>
-        <w:rPr>
-          <w:highlight w:val="yellow"/>
-        </w:rPr>
         <w:t>Razzaghi, P., Tabrizian, A., Guo, W., Chen, S.</w:t>
       </w:r>
       <w:r>
         <w:rPr>
           <w:rFonts w:hint="eastAsia"/>
-          <w:highlight w:val="yellow"/>
           <w:lang w:eastAsia="zh-CN"/>
         </w:rPr>
         <w:t>,</w:t>
       </w:r>
       <w:r>
-        <w:rPr>
-          <w:highlight w:val="yellow"/>
-        </w:rPr>
         <w:t xml:space="preserve"> et al.</w:t>
       </w:r>
       <w:r>
-        <w:rPr>
-          <w:highlight w:val="yellow"/>
-        </w:rPr>
         <w:t xml:space="preserve">, “A </w:t>
       </w:r>
       <w:r>
         <w:rPr>
           <w:rFonts w:hint="eastAsia"/>
-          <w:highlight w:val="yellow"/>
           <w:lang w:eastAsia="zh-CN"/>
         </w:rPr>
         <w:t>S</w:t>
       </w:r>
       <w:r>
-        <w:rPr>
-          <w:highlight w:val="yellow"/>
-        </w:rPr>
         <w:t xml:space="preserve">urvey on </w:t>
       </w:r>
       <w:r>
         <w:rPr>
           <w:rFonts w:hint="eastAsia"/>
-          <w:highlight w:val="yellow"/>
           <w:lang w:eastAsia="zh-CN"/>
         </w:rPr>
         <w:t>R</w:t>
       </w:r>
       <w:r>
-        <w:rPr>
-          <w:highlight w:val="yellow"/>
-        </w:rPr>
         <w:t xml:space="preserve">einforcement </w:t>
       </w:r>
       <w:r>
         <w:rPr>
           <w:rFonts w:hint="eastAsia"/>
-          <w:highlight w:val="yellow"/>
           <w:lang w:eastAsia="zh-CN"/>
         </w:rPr>
         <w:t>L</w:t>
       </w:r>
       <w:r>
-        <w:rPr>
-          <w:highlight w:val="yellow"/>
-        </w:rPr>
         <w:t xml:space="preserve">earning in </w:t>
       </w:r>
       <w:r>
         <w:rPr>
           <w:rFonts w:hint="eastAsia"/>
-          <w:highlight w:val="yellow"/>
           <w:lang w:eastAsia="zh-CN"/>
         </w:rPr>
         <w:t>A</w:t>
       </w:r>
       <w:r>
-        <w:rPr>
-          <w:highlight w:val="yellow"/>
-        </w:rPr>
         <w:t xml:space="preserve">viation </w:t>
       </w:r>
       <w:r>
         <w:rPr>
           <w:rFonts w:hint="eastAsia"/>
-          <w:highlight w:val="yellow"/>
           <w:lang w:eastAsia="zh-CN"/>
         </w:rPr>
         <w:t>A</w:t>
       </w:r>
       <w:r>
-        <w:rPr>
-          <w:highlight w:val="yellow"/>
-        </w:rPr>
         <w:t xml:space="preserve">pplications,” </w:t>
       </w:r>
       <w:r>
         <w:rPr>
           <w:i/>
           <w:iCs/>
-          <w:highlight w:val="yellow"/>
         </w:rPr>
         <w:t>Engineering Applications of Artificial Intelligence</w:t>
       </w:r>
       <w:r>
-        <w:rPr>
-          <w:highlight w:val="yellow"/>
-        </w:rPr>
         <w:t xml:space="preserve"> 136:108911, 2024, doi:10.1016/j.engappai.2024.108911.</w:t>
       </w:r>
       <w:bookmarkEnd w:id="7"/>
@@ -12889,21 +12889,18 @@
           <w:numId w:val="17"/>
         </w:numPr>
         <w:rPr>
-          <w:highlight w:val="yellow"/>
           <w:lang w:eastAsia="zh-CN"/>
         </w:rPr>
       </w:pPr>
       <w:bookmarkStart w:id="8" w:name="_Ref225853087"/>
       <w:r>
         <w:rPr>
-          <w:highlight w:val="yellow"/>
           <w:lang w:eastAsia="zh-CN"/>
         </w:rPr>
         <w:t xml:space="preserve">Vega, L., “Environmental Control and Life Support (ECLS) Systems,” in Handbook of Bioastronautics, </w:t>
       </w:r>
       <w:r>
         <w:rPr>
-          <w:highlight w:val="yellow"/>
           <w:lang w:eastAsia="zh-CN"/>
         </w:rPr>
         <w:lastRenderedPageBreak/>
@@ -12919,14 +12916,12 @@
           <w:numId w:val="17"/>
         </w:numPr>
         <w:rPr>
-          <w:highlight w:val="yellow"/>
           <w:lang w:eastAsia="zh-CN"/>
         </w:rPr>
       </w:pPr>
       <w:bookmarkStart w:id="9" w:name="_Ref225029282"/>
       <w:r>
         <w:rPr>
-          <w:highlight w:val="yellow"/>
           <w:lang w:eastAsia="zh-CN"/>
         </w:rPr>
         <w:t>Gratius, N., Wang, Z., Hwang, M. Y., Hou, Y.</w:t>
@@ -12934,21 +12929,18 @@
       <w:r>
         <w:rPr>
           <w:rFonts w:hint="eastAsia"/>
-          <w:highlight w:val="yellow"/>
           <w:lang w:eastAsia="zh-CN"/>
         </w:rPr>
         <w:t>,</w:t>
       </w:r>
       <w:r>
         <w:rPr>
-          <w:highlight w:val="yellow"/>
           <w:lang w:eastAsia="zh-CN"/>
         </w:rPr>
         <w:t xml:space="preserve"> et al.</w:t>
       </w:r>
       <w:r>
         <w:rPr>
-          <w:highlight w:val="yellow"/>
           <w:lang w:eastAsia="zh-CN"/>
         </w:rPr>
         <w:t xml:space="preserve">, “Digital Twin Technologies for Autonomous Environmental Control and Life Support Systems,” </w:t>
@@ -12957,41 +12949,38 @@
         <w:rPr>
           <w:i/>
           <w:iCs/>
-          <w:highlight w:val="yellow"/>
           <w:lang w:eastAsia="zh-CN"/>
         </w:rPr>
         <w:t>Journal of Aerospace Information Systems</w:t>
       </w:r>
       <w:r>
         <w:rPr>
-          <w:highlight w:val="yellow"/>
-          <w:lang w:eastAsia="zh-CN"/>
-        </w:rPr>
-        <w:t xml:space="preserve"> 21(4):332–347, 2024, </w:t>
-      </w:r>
-      <w:r>
-        <w:rPr>
-          <w:highlight w:val="yellow"/>
-          <w:lang w:eastAsia="zh-CN"/>
-        </w:rPr>
-        <w:t>doi:</w:t>
-      </w:r>
-      <w:r>
-        <w:rPr>
-          <w:highlight w:val="yellow"/>
-        </w:rPr>
-        <w:t xml:space="preserve"> </w:t>
-      </w:r>
-      <w:r>
-        <w:rPr>
-          <w:highlight w:val="yellow"/>
-          <w:lang w:eastAsia="zh-CN"/>
-        </w:rPr>
-        <w:t>10.2514/1.I011320</w:t>
-      </w:r>
-      <w:r>
-        <w:rPr>
-          <w:highlight w:val="yellow"/>
+          <w:lang w:eastAsia="zh-CN"/>
+        </w:rPr>
+        <w:t xml:space="preserve"> 21(4):332–347, 2024, doi:</w:t>
+      </w:r>
+      <w:r>
+        <w:rPr>
+          <w:lang w:eastAsia="zh-CN"/>
+        </w:rPr>
+        <w:t>10.2514/</w:t>
+      </w:r>
+      <w:proofErr w:type="gramStart"/>
+      <w:r>
+        <w:rPr>
+          <w:lang w:eastAsia="zh-CN"/>
+        </w:rPr>
+        <w:t>1.I</w:t>
+      </w:r>
+      <w:proofErr w:type="gramEnd"/>
+      <w:r>
+        <w:rPr>
+          <w:lang w:eastAsia="zh-CN"/>
+        </w:rPr>
+        <w:t>011320</w:t>
+      </w:r>
+      <w:r>
+        <w:rPr>
           <w:lang w:eastAsia="zh-CN"/>
         </w:rPr>
         <w:t>.</w:t>
@@ -13005,169 +12994,119 @@
           <w:ilvl w:val="0"/>
           <w:numId w:val="17"/>
         </w:numPr>
-        <w:rPr>
-          <w:highlight w:val="yellow"/>
-        </w:rPr>
       </w:pPr>
       <w:bookmarkStart w:id="10" w:name="_Ref224850678"/>
       <w:r>
-        <w:rPr>
-          <w:highlight w:val="yellow"/>
-        </w:rPr>
         <w:t xml:space="preserve">Raihan, A., “Toward </w:t>
       </w:r>
       <w:r>
         <w:rPr>
           <w:rFonts w:hint="eastAsia"/>
-          <w:highlight w:val="yellow"/>
           <w:lang w:eastAsia="zh-CN"/>
         </w:rPr>
         <w:t>S</w:t>
       </w:r>
       <w:r>
-        <w:rPr>
-          <w:highlight w:val="yellow"/>
-        </w:rPr>
         <w:t xml:space="preserve">ustainable </w:t>
       </w:r>
       <w:r>
         <w:rPr>
           <w:rFonts w:hint="eastAsia"/>
-          <w:highlight w:val="yellow"/>
           <w:lang w:eastAsia="zh-CN"/>
         </w:rPr>
         <w:t>L</w:t>
       </w:r>
       <w:r>
-        <w:rPr>
-          <w:highlight w:val="yellow"/>
-        </w:rPr>
         <w:t xml:space="preserve">iving in </w:t>
       </w:r>
       <w:r>
         <w:rPr>
           <w:rFonts w:hint="eastAsia"/>
-          <w:highlight w:val="yellow"/>
           <w:lang w:eastAsia="zh-CN"/>
         </w:rPr>
         <w:t>S</w:t>
       </w:r>
       <w:r>
-        <w:rPr>
-          <w:highlight w:val="yellow"/>
-        </w:rPr>
         <w:t xml:space="preserve">pace: A </w:t>
       </w:r>
       <w:r>
         <w:rPr>
           <w:rFonts w:hint="eastAsia"/>
-          <w:highlight w:val="yellow"/>
           <w:lang w:eastAsia="zh-CN"/>
         </w:rPr>
         <w:t>R</w:t>
       </w:r>
       <w:r>
-        <w:rPr>
-          <w:highlight w:val="yellow"/>
-        </w:rPr>
         <w:t xml:space="preserve">eview of </w:t>
       </w:r>
       <w:r>
         <w:rPr>
           <w:rFonts w:hint="eastAsia"/>
-          <w:highlight w:val="yellow"/>
           <w:lang w:eastAsia="zh-CN"/>
         </w:rPr>
         <w:t>E</w:t>
       </w:r>
       <w:r>
-        <w:rPr>
-          <w:highlight w:val="yellow"/>
-        </w:rPr>
         <w:t xml:space="preserve">nvironmental </w:t>
       </w:r>
       <w:r>
         <w:rPr>
           <w:rFonts w:hint="eastAsia"/>
-          <w:highlight w:val="yellow"/>
           <w:lang w:eastAsia="zh-CN"/>
         </w:rPr>
         <w:t>C</w:t>
       </w:r>
       <w:r>
-        <w:rPr>
-          <w:highlight w:val="yellow"/>
-        </w:rPr>
         <w:t xml:space="preserve">ontrol and </w:t>
       </w:r>
       <w:r>
         <w:rPr>
           <w:rFonts w:hint="eastAsia"/>
-          <w:highlight w:val="yellow"/>
           <w:lang w:eastAsia="zh-CN"/>
         </w:rPr>
         <w:t>L</w:t>
       </w:r>
       <w:r>
-        <w:rPr>
-          <w:highlight w:val="yellow"/>
-        </w:rPr>
         <w:t xml:space="preserve">ife </w:t>
       </w:r>
       <w:r>
         <w:rPr>
           <w:rFonts w:hint="eastAsia"/>
-          <w:highlight w:val="yellow"/>
           <w:lang w:eastAsia="zh-CN"/>
         </w:rPr>
         <w:t>S</w:t>
       </w:r>
       <w:r>
-        <w:rPr>
-          <w:highlight w:val="yellow"/>
-        </w:rPr>
         <w:t xml:space="preserve">upport </w:t>
       </w:r>
       <w:r>
         <w:rPr>
           <w:rFonts w:hint="eastAsia"/>
-          <w:highlight w:val="yellow"/>
           <w:lang w:eastAsia="zh-CN"/>
         </w:rPr>
         <w:t>S</w:t>
       </w:r>
       <w:r>
-        <w:rPr>
-          <w:highlight w:val="yellow"/>
-        </w:rPr>
         <w:t xml:space="preserve">ystem </w:t>
       </w:r>
       <w:r>
         <w:rPr>
           <w:rFonts w:hint="eastAsia"/>
-          <w:highlight w:val="yellow"/>
           <w:lang w:eastAsia="zh-CN"/>
         </w:rPr>
         <w:t>T</w:t>
       </w:r>
       <w:r>
-        <w:rPr>
-          <w:highlight w:val="yellow"/>
-        </w:rPr>
         <w:t xml:space="preserve">echnologies,” </w:t>
       </w:r>
       <w:r>
         <w:rPr>
           <w:i/>
           <w:iCs/>
-          <w:highlight w:val="yellow"/>
         </w:rPr>
         <w:t>Space Habitation</w:t>
       </w:r>
       <w:r>
-        <w:rPr>
-          <w:highlight w:val="yellow"/>
-        </w:rPr>
         <w:t xml:space="preserve"> 2(1):100047, 2026, doi:10.1016/j.spaceh.2025.100047.</w:t>
       </w:r>
       <w:bookmarkEnd w:id="10"/>
@@ -13180,14 +13119,12 @@
           <w:numId w:val="17"/>
         </w:numPr>
         <w:rPr>
-          <w:highlight w:val="yellow"/>
           <w:lang w:eastAsia="zh-CN"/>
         </w:rPr>
       </w:pPr>
       <w:bookmarkStart w:id="11" w:name="_Ref225029324"/>
       <w:r>
         <w:rPr>
-          <w:highlight w:val="yellow"/>
           <w:lang w:eastAsia="zh-CN"/>
         </w:rPr>
         <w:t>Yang, K., Yang, C., Yang, H., Zhou, C., “Complexity Evaluation of an Environmental Control and Life-</w:t>
@@ -13195,14 +13132,12 @@
       <w:r>
         <w:rPr>
           <w:rFonts w:hint="eastAsia"/>
-          <w:highlight w:val="yellow"/>
           <w:lang w:eastAsia="zh-CN"/>
         </w:rPr>
         <w:t>s</w:t>
       </w:r>
       <w:r>
         <w:rPr>
-          <w:highlight w:val="yellow"/>
           <w:lang w:eastAsia="zh-CN"/>
         </w:rPr>
         <w:t xml:space="preserve">upport System Based on Directed and Undirected Structural Entropy Methods,” </w:t>
@@ -13211,14 +13146,12 @@
         <w:rPr>
           <w:i/>
           <w:iCs/>
-          <w:highlight w:val="yellow"/>
           <w:lang w:eastAsia="zh-CN"/>
         </w:rPr>
         <w:t>Entropy</w:t>
       </w:r>
       <w:r>
         <w:rPr>
-          <w:highlight w:val="yellow"/>
           <w:lang w:eastAsia="zh-CN"/>
         </w:rPr>
         <w:t xml:space="preserve"> 23(9):1173, 2021, doi:10.3390/e23091173.</w:t>
@@ -13233,14 +13166,12 @@
           <w:numId w:val="17"/>
         </w:numPr>
         <w:rPr>
-          <w:highlight w:val="yellow"/>
           <w:lang w:eastAsia="zh-CN"/>
         </w:rPr>
       </w:pPr>
       <w:bookmarkStart w:id="12" w:name="_Ref225029643"/>
       <w:r>
         <w:rPr>
-          <w:highlight w:val="yellow"/>
           <w:lang w:eastAsia="zh-CN"/>
         </w:rPr>
         <w:t xml:space="preserve">Liu, H., Yao, Z., Fu, Y., Feng, J., “Review of </w:t>
@@ -13248,14 +13179,12 @@
       <w:r>
         <w:rPr>
           <w:rFonts w:hint="eastAsia"/>
-          <w:highlight w:val="yellow"/>
           <w:lang w:eastAsia="zh-CN"/>
         </w:rPr>
         <w:t>R</w:t>
       </w:r>
       <w:r>
         <w:rPr>
-          <w:highlight w:val="yellow"/>
           <w:lang w:eastAsia="zh-CN"/>
         </w:rPr>
         <w:t xml:space="preserve">esearch into </w:t>
@@ -13263,14 +13192,12 @@
       <w:r>
         <w:rPr>
           <w:rFonts w:hint="eastAsia"/>
-          <w:highlight w:val="yellow"/>
           <w:lang w:eastAsia="zh-CN"/>
         </w:rPr>
         <w:t>B</w:t>
       </w:r>
       <w:r>
         <w:rPr>
-          <w:highlight w:val="yellow"/>
           <w:lang w:eastAsia="zh-CN"/>
         </w:rPr>
         <w:t xml:space="preserve">ioregenerative </w:t>
@@ -13278,14 +13205,12 @@
       <w:r>
         <w:rPr>
           <w:rFonts w:hint="eastAsia"/>
-          <w:highlight w:val="yellow"/>
           <w:lang w:eastAsia="zh-CN"/>
         </w:rPr>
         <w:t>L</w:t>
       </w:r>
       <w:r>
         <w:rPr>
-          <w:highlight w:val="yellow"/>
           <w:lang w:eastAsia="zh-CN"/>
         </w:rPr>
         <w:t xml:space="preserve">ife </w:t>
@@ -13293,14 +13218,12 @@
       <w:r>
         <w:rPr>
           <w:rFonts w:hint="eastAsia"/>
-          <w:highlight w:val="yellow"/>
           <w:lang w:eastAsia="zh-CN"/>
         </w:rPr>
         <w:t>S</w:t>
       </w:r>
       <w:r>
         <w:rPr>
-          <w:highlight w:val="yellow"/>
           <w:lang w:eastAsia="zh-CN"/>
         </w:rPr>
         <w:t xml:space="preserve">upport </w:t>
@@ -13308,14 +13231,12 @@
       <w:r>
         <w:rPr>
           <w:rFonts w:hint="eastAsia"/>
-          <w:highlight w:val="yellow"/>
           <w:lang w:eastAsia="zh-CN"/>
         </w:rPr>
         <w:t>S</w:t>
       </w:r>
       <w:r>
         <w:rPr>
-          <w:highlight w:val="yellow"/>
           <w:lang w:eastAsia="zh-CN"/>
         </w:rPr>
         <w:t xml:space="preserve">ystem </w:t>
@@ -13323,14 +13244,12 @@
       <w:r>
         <w:rPr>
           <w:rFonts w:hint="eastAsia"/>
-          <w:highlight w:val="yellow"/>
           <w:lang w:eastAsia="zh-CN"/>
         </w:rPr>
         <w:t>W</w:t>
       </w:r>
       <w:r>
         <w:rPr>
-          <w:highlight w:val="yellow"/>
           <w:lang w:eastAsia="zh-CN"/>
         </w:rPr>
         <w:t xml:space="preserve">hich </w:t>
@@ -13338,14 +13257,12 @@
       <w:r>
         <w:rPr>
           <w:rFonts w:hint="eastAsia"/>
-          <w:highlight w:val="yellow"/>
           <w:lang w:eastAsia="zh-CN"/>
         </w:rPr>
         <w:t>C</w:t>
       </w:r>
       <w:r>
         <w:rPr>
-          <w:highlight w:val="yellow"/>
           <w:lang w:eastAsia="zh-CN"/>
         </w:rPr>
         <w:t xml:space="preserve">an </w:t>
@@ -13353,14 +13270,12 @@
       <w:r>
         <w:rPr>
           <w:rFonts w:hint="eastAsia"/>
-          <w:highlight w:val="yellow"/>
           <w:lang w:eastAsia="zh-CN"/>
         </w:rPr>
         <w:t>S</w:t>
       </w:r>
       <w:r>
         <w:rPr>
-          <w:highlight w:val="yellow"/>
           <w:lang w:eastAsia="zh-CN"/>
         </w:rPr>
         <w:t xml:space="preserve">upport </w:t>
@@ -13368,14 +13283,12 @@
       <w:r>
         <w:rPr>
           <w:rFonts w:hint="eastAsia"/>
-          <w:highlight w:val="yellow"/>
           <w:lang w:eastAsia="zh-CN"/>
         </w:rPr>
         <w:t>H</w:t>
       </w:r>
       <w:r>
         <w:rPr>
-          <w:highlight w:val="yellow"/>
           <w:lang w:eastAsia="zh-CN"/>
         </w:rPr>
         <w:t xml:space="preserve">umans </w:t>
@@ -13383,14 +13296,12 @@
       <w:r>
         <w:rPr>
           <w:rFonts w:hint="eastAsia"/>
-          <w:highlight w:val="yellow"/>
           <w:lang w:eastAsia="zh-CN"/>
         </w:rPr>
         <w:t>L</w:t>
       </w:r>
       <w:r>
         <w:rPr>
-          <w:highlight w:val="yellow"/>
           <w:lang w:eastAsia="zh-CN"/>
         </w:rPr>
         <w:t xml:space="preserve">iving in </w:t>
@@ -13398,14 +13309,12 @@
       <w:r>
         <w:rPr>
           <w:rFonts w:hint="eastAsia"/>
-          <w:highlight w:val="yellow"/>
           <w:lang w:eastAsia="zh-CN"/>
         </w:rPr>
         <w:t>S</w:t>
       </w:r>
       <w:r>
         <w:rPr>
-          <w:highlight w:val="yellow"/>
           <w:lang w:eastAsia="zh-CN"/>
         </w:rPr>
         <w:t xml:space="preserve">pace,” </w:t>
@@ -13414,14 +13323,12 @@
         <w:rPr>
           <w:i/>
           <w:iCs/>
-          <w:highlight w:val="yellow"/>
           <w:lang w:eastAsia="zh-CN"/>
         </w:rPr>
         <w:t>Life Sciences in Space Research</w:t>
       </w:r>
       <w:r>
         <w:rPr>
-          <w:highlight w:val="yellow"/>
           <w:lang w:eastAsia="zh-CN"/>
         </w:rPr>
         <w:t xml:space="preserve"> 3</w:t>
@@ -13429,14 +13336,12 @@
       <w:r>
         <w:rPr>
           <w:rFonts w:hint="eastAsia"/>
-          <w:highlight w:val="yellow"/>
           <w:lang w:eastAsia="zh-CN"/>
         </w:rPr>
         <w:t>1:113</w:t>
       </w:r>
       <w:r>
         <w:rPr>
-          <w:highlight w:val="yellow"/>
           <w:lang w:eastAsia="zh-CN"/>
         </w:rPr>
         <w:t>–</w:t>
@@ -13444,14 +13349,12 @@
       <w:r>
         <w:rPr>
           <w:rFonts w:hint="eastAsia"/>
-          <w:highlight w:val="yellow"/>
           <w:lang w:eastAsia="zh-CN"/>
         </w:rPr>
         <w:t>120</w:t>
       </w:r>
       <w:r>
         <w:rPr>
-          <w:highlight w:val="yellow"/>
           <w:lang w:eastAsia="zh-CN"/>
         </w:rPr>
         <w:t>, 2021, doi:10.1016/j.lssr.2021.09.003.</w:t>
@@ -13466,14 +13369,12 @@
           <w:numId w:val="17"/>
         </w:numPr>
         <w:rPr>
-          <w:highlight w:val="yellow"/>
           <w:lang w:eastAsia="zh-CN"/>
         </w:rPr>
       </w:pPr>
       <w:bookmarkStart w:id="13" w:name="_Ref225029448"/>
       <w:r>
         <w:rPr>
-          <w:highlight w:val="yellow"/>
           <w:lang w:eastAsia="zh-CN"/>
         </w:rPr>
         <w:t>Ciurans, C., Bazmohammadi, N., Poughon, L., Vasquez, J. C.</w:t>
@@ -13481,21 +13382,18 @@
       <w:r>
         <w:rPr>
           <w:rFonts w:hint="eastAsia"/>
-          <w:highlight w:val="yellow"/>
           <w:lang w:eastAsia="zh-CN"/>
         </w:rPr>
         <w:t>,</w:t>
       </w:r>
       <w:r>
         <w:rPr>
-          <w:highlight w:val="yellow"/>
           <w:lang w:eastAsia="zh-CN"/>
         </w:rPr>
         <w:t xml:space="preserve"> et al.</w:t>
       </w:r>
       <w:r>
         <w:rPr>
-          <w:highlight w:val="yellow"/>
           <w:lang w:eastAsia="zh-CN"/>
         </w:rPr>
         <w:t xml:space="preserve">, “Hierarchically </w:t>
@@ -13503,14 +13401,12 @@
       <w:r>
         <w:rPr>
           <w:rFonts w:hint="eastAsia"/>
-          <w:highlight w:val="yellow"/>
           <w:lang w:eastAsia="zh-CN"/>
         </w:rPr>
         <w:t>C</w:t>
       </w:r>
       <w:r>
         <w:rPr>
-          <w:highlight w:val="yellow"/>
           <w:lang w:eastAsia="zh-CN"/>
         </w:rPr>
         <w:t xml:space="preserve">ontrolled </w:t>
@@ -13518,14 +13414,12 @@
       <w:r>
         <w:rPr>
           <w:rFonts w:hint="eastAsia"/>
-          <w:highlight w:val="yellow"/>
           <w:lang w:eastAsia="zh-CN"/>
         </w:rPr>
         <w:t>E</w:t>
       </w:r>
       <w:r>
         <w:rPr>
-          <w:highlight w:val="yellow"/>
           <w:lang w:eastAsia="zh-CN"/>
         </w:rPr>
         <w:t xml:space="preserve">cological </w:t>
@@ -13533,14 +13427,12 @@
       <w:r>
         <w:rPr>
           <w:rFonts w:hint="eastAsia"/>
-          <w:highlight w:val="yellow"/>
           <w:lang w:eastAsia="zh-CN"/>
         </w:rPr>
         <w:t>L</w:t>
       </w:r>
       <w:r>
         <w:rPr>
-          <w:highlight w:val="yellow"/>
           <w:lang w:eastAsia="zh-CN"/>
         </w:rPr>
         <w:t xml:space="preserve">ife </w:t>
@@ -13548,14 +13440,12 @@
       <w:r>
         <w:rPr>
           <w:rFonts w:hint="eastAsia"/>
-          <w:highlight w:val="yellow"/>
           <w:lang w:eastAsia="zh-CN"/>
         </w:rPr>
         <w:t>S</w:t>
       </w:r>
       <w:r>
         <w:rPr>
-          <w:highlight w:val="yellow"/>
           <w:lang w:eastAsia="zh-CN"/>
         </w:rPr>
         <w:t xml:space="preserve">upport </w:t>
@@ -13563,14 +13453,12 @@
       <w:r>
         <w:rPr>
           <w:rFonts w:hint="eastAsia"/>
-          <w:highlight w:val="yellow"/>
           <w:lang w:eastAsia="zh-CN"/>
         </w:rPr>
         <w:t>S</w:t>
       </w:r>
       <w:r>
         <w:rPr>
-          <w:highlight w:val="yellow"/>
           <w:lang w:eastAsia="zh-CN"/>
         </w:rPr>
         <w:t xml:space="preserve">ystems,” </w:t>
@@ -13579,14 +13467,12 @@
         <w:rPr>
           <w:i/>
           <w:iCs/>
-          <w:highlight w:val="yellow"/>
           <w:lang w:eastAsia="zh-CN"/>
         </w:rPr>
         <w:t>Computers &amp; Chemical Engineering</w:t>
       </w:r>
       <w:r>
         <w:rPr>
-          <w:highlight w:val="yellow"/>
           <w:lang w:eastAsia="zh-CN"/>
         </w:rPr>
         <w:t xml:space="preserve"> 157:107625, 2022, doi:10.1016/j.compchemeng.2021.107625.</w:t>
@@ -13601,39 +13487,225 @@
           <w:numId w:val="17"/>
         </w:numPr>
         <w:rPr>
+          <w:lang w:eastAsia="zh-CN"/>
+        </w:rPr>
+      </w:pPr>
+      <w:bookmarkStart w:id="14" w:name="_Ref225029338"/>
+      <w:r>
+        <w:rPr>
+          <w:lang w:eastAsia="zh-CN"/>
+        </w:rPr>
+        <w:t>Porterfield, D. M., Tulodziecki, D., Wheeler, R., Cross, M. K. D.</w:t>
+      </w:r>
+      <w:r>
+        <w:rPr>
+          <w:rFonts w:hint="eastAsia"/>
+          <w:lang w:eastAsia="zh-CN"/>
+        </w:rPr>
+        <w:t>,</w:t>
+      </w:r>
+      <w:r>
+        <w:rPr>
+          <w:lang w:eastAsia="zh-CN"/>
+        </w:rPr>
+        <w:t xml:space="preserve"> et al.</w:t>
+      </w:r>
+      <w:r>
+        <w:rPr>
+          <w:lang w:eastAsia="zh-CN"/>
+        </w:rPr>
+        <w:t xml:space="preserve">, “Critical </w:t>
+      </w:r>
+      <w:r>
+        <w:rPr>
+          <w:rFonts w:hint="eastAsia"/>
+          <w:lang w:eastAsia="zh-CN"/>
+        </w:rPr>
+        <w:t>I</w:t>
+      </w:r>
+      <w:r>
+        <w:rPr>
+          <w:lang w:eastAsia="zh-CN"/>
+        </w:rPr>
+        <w:t xml:space="preserve">nvestments in </w:t>
+      </w:r>
+      <w:r>
+        <w:rPr>
+          <w:rFonts w:hint="eastAsia"/>
+          <w:lang w:eastAsia="zh-CN"/>
+        </w:rPr>
+        <w:t>B</w:t>
+      </w:r>
+      <w:r>
+        <w:rPr>
+          <w:lang w:eastAsia="zh-CN"/>
+        </w:rPr>
+        <w:t xml:space="preserve">ioregenerative </w:t>
+      </w:r>
+      <w:r>
+        <w:rPr>
+          <w:rFonts w:hint="eastAsia"/>
+          <w:lang w:eastAsia="zh-CN"/>
+        </w:rPr>
+        <w:t>L</w:t>
+      </w:r>
+      <w:r>
+        <w:rPr>
+          <w:lang w:eastAsia="zh-CN"/>
+        </w:rPr>
+        <w:t xml:space="preserve">ife </w:t>
+      </w:r>
+      <w:r>
+        <w:rPr>
+          <w:rFonts w:hint="eastAsia"/>
+          <w:lang w:eastAsia="zh-CN"/>
+        </w:rPr>
+        <w:t>S</w:t>
+      </w:r>
+      <w:r>
+        <w:rPr>
+          <w:lang w:eastAsia="zh-CN"/>
+        </w:rPr>
+        <w:t xml:space="preserve">upport </w:t>
+      </w:r>
+      <w:r>
+        <w:rPr>
+          <w:rFonts w:hint="eastAsia"/>
+          <w:lang w:eastAsia="zh-CN"/>
+        </w:rPr>
+        <w:t>S</w:t>
+      </w:r>
+      <w:r>
+        <w:rPr>
+          <w:lang w:eastAsia="zh-CN"/>
+        </w:rPr>
+        <w:t xml:space="preserve">ystems for </w:t>
+      </w:r>
+      <w:r>
+        <w:rPr>
+          <w:rFonts w:hint="eastAsia"/>
+          <w:lang w:eastAsia="zh-CN"/>
+        </w:rPr>
+        <w:t>B</w:t>
+      </w:r>
+      <w:r>
+        <w:rPr>
+          <w:lang w:eastAsia="zh-CN"/>
+        </w:rPr>
+        <w:t xml:space="preserve">ioastronautics and </w:t>
+      </w:r>
+      <w:r>
+        <w:rPr>
+          <w:rFonts w:hint="eastAsia"/>
+          <w:lang w:eastAsia="zh-CN"/>
+        </w:rPr>
+        <w:t>S</w:t>
+      </w:r>
+      <w:r>
+        <w:rPr>
+          <w:lang w:eastAsia="zh-CN"/>
+        </w:rPr>
+        <w:t xml:space="preserve">ustainable </w:t>
+      </w:r>
+      <w:r>
+        <w:rPr>
+          <w:rFonts w:hint="eastAsia"/>
+          <w:lang w:eastAsia="zh-CN"/>
+        </w:rPr>
+        <w:t>L</w:t>
+      </w:r>
+      <w:r>
+        <w:rPr>
+          <w:lang w:eastAsia="zh-CN"/>
+        </w:rPr>
+        <w:t xml:space="preserve">unar </w:t>
+      </w:r>
+      <w:r>
+        <w:rPr>
+          <w:rFonts w:hint="eastAsia"/>
+          <w:lang w:eastAsia="zh-CN"/>
+        </w:rPr>
+        <w:t>E</w:t>
+      </w:r>
+      <w:r>
+        <w:rPr>
+          <w:lang w:eastAsia="zh-CN"/>
+        </w:rPr>
+        <w:t xml:space="preserve">xploration,” </w:t>
+      </w:r>
+      <w:r>
+        <w:rPr>
+          <w:rFonts w:hint="eastAsia"/>
+          <w:i/>
+          <w:iCs/>
+          <w:lang w:eastAsia="zh-CN"/>
+        </w:rPr>
+        <w:t>n</w:t>
+      </w:r>
+      <w:r>
+        <w:rPr>
+          <w:i/>
+          <w:iCs/>
+          <w:lang w:eastAsia="zh-CN"/>
+        </w:rPr>
+        <w:t>pj Microgravity</w:t>
+      </w:r>
+      <w:r>
+        <w:rPr>
+          <w:lang w:eastAsia="zh-CN"/>
+        </w:rPr>
+        <w:t xml:space="preserve"> 11(1), 2025, doi:10.1038/s41526-025-00518-4.</w:t>
+      </w:r>
+      <w:bookmarkEnd w:id="14"/>
+    </w:p>
+    <w:p>
+      <w:pPr>
+        <w:pStyle w:val="List-Ordered-Numeric"/>
+        <w:numPr>
+          <w:ilvl w:val="0"/>
+          <w:numId w:val="17"/>
+        </w:numPr>
+        <w:rPr>
+          <w:lang w:eastAsia="zh-CN"/>
+        </w:rPr>
+      </w:pPr>
+      <w:bookmarkStart w:id="15" w:name="_Ref230027340"/>
+      <w:r>
+        <w:rPr>
           <w:highlight w:val="yellow"/>
           <w:lang w:eastAsia="zh-CN"/>
         </w:rPr>
-      </w:pPr>
-      <w:bookmarkStart w:id="14" w:name="_Ref225029338"/>
-      <w:r>
-        <w:rPr>
+        <w:t>Wilson, C.</w:t>
+      </w:r>
+      <w:r>
+        <w:rPr>
+          <w:rFonts w:hint="eastAsia"/>
           <w:highlight w:val="yellow"/>
           <w:lang w:eastAsia="zh-CN"/>
         </w:rPr>
-        <w:t>Porterfield, D. M., Tulodziecki, D., Wheeler, R., Cross, M. K. D.</w:t>
-      </w:r>
-      <w:r>
-        <w:rPr>
-          <w:rFonts w:hint="eastAsia"/>
+        <w:t>,</w:t>
+      </w:r>
+      <w:r>
+        <w:rPr>
           <w:highlight w:val="yellow"/>
           <w:lang w:eastAsia="zh-CN"/>
         </w:rPr>
-        <w:t>,</w:t>
-      </w:r>
-      <w:r>
-        <w:rPr>
+        <w:t xml:space="preserve"> Riccardi, A., “Enabling </w:t>
+      </w:r>
+      <w:r>
+        <w:rPr>
+          <w:rFonts w:hint="eastAsia"/>
           <w:highlight w:val="yellow"/>
           <w:lang w:eastAsia="zh-CN"/>
         </w:rPr>
-        <w:t xml:space="preserve"> et al.</w:t>
+        <w:t>I</w:t>
       </w:r>
       <w:r>
         <w:rPr>
           <w:highlight w:val="yellow"/>
           <w:lang w:eastAsia="zh-CN"/>
         </w:rPr>
-        <w:t xml:space="preserve">, “Critical </w:t>
+        <w:t xml:space="preserve">ntelligent </w:t>
       </w:r>
       <w:r>
         <w:rPr>
@@ -13641,14 +13713,14 @@
           <w:highlight w:val="yellow"/>
           <w:lang w:eastAsia="zh-CN"/>
         </w:rPr>
-        <w:t>I</w:t>
+        <w:t>O</w:t>
       </w:r>
       <w:r>
         <w:rPr>
           <w:highlight w:val="yellow"/>
           <w:lang w:eastAsia="zh-CN"/>
         </w:rPr>
-        <w:t xml:space="preserve">nvestments in </w:t>
+        <w:t xml:space="preserve">nboard </w:t>
       </w:r>
       <w:r>
         <w:rPr>
@@ -13656,14 +13728,14 @@
           <w:highlight w:val="yellow"/>
           <w:lang w:eastAsia="zh-CN"/>
         </w:rPr>
-        <w:t>B</w:t>
+        <w:t>G</w:t>
       </w:r>
       <w:r>
         <w:rPr>
           <w:highlight w:val="yellow"/>
           <w:lang w:eastAsia="zh-CN"/>
         </w:rPr>
-        <w:t xml:space="preserve">ioregenerative </w:t>
+        <w:t xml:space="preserve">uidance, </w:t>
       </w:r>
       <w:r>
         <w:rPr>
@@ -13671,6 +13743,66 @@
           <w:highlight w:val="yellow"/>
           <w:lang w:eastAsia="zh-CN"/>
         </w:rPr>
+        <w:t>N</w:t>
+      </w:r>
+      <w:r>
+        <w:rPr>
+          <w:highlight w:val="yellow"/>
+          <w:lang w:eastAsia="zh-CN"/>
+        </w:rPr>
+        <w:t xml:space="preserve">avigation, and </w:t>
+      </w:r>
+      <w:r>
+        <w:rPr>
+          <w:rFonts w:hint="eastAsia"/>
+          <w:highlight w:val="yellow"/>
+          <w:lang w:eastAsia="zh-CN"/>
+        </w:rPr>
+        <w:t>C</w:t>
+      </w:r>
+      <w:r>
+        <w:rPr>
+          <w:highlight w:val="yellow"/>
+          <w:lang w:eastAsia="zh-CN"/>
+        </w:rPr>
+        <w:t xml:space="preserve">ontrol </w:t>
+      </w:r>
+      <w:r>
+        <w:rPr>
+          <w:rFonts w:hint="eastAsia"/>
+          <w:highlight w:val="yellow"/>
+          <w:lang w:eastAsia="zh-CN"/>
+        </w:rPr>
+        <w:t>U</w:t>
+      </w:r>
+      <w:r>
+        <w:rPr>
+          <w:highlight w:val="yellow"/>
+          <w:lang w:eastAsia="zh-CN"/>
+        </w:rPr>
+        <w:t xml:space="preserve">sing </w:t>
+      </w:r>
+      <w:r>
+        <w:rPr>
+          <w:rFonts w:hint="eastAsia"/>
+          <w:highlight w:val="yellow"/>
+          <w:lang w:eastAsia="zh-CN"/>
+        </w:rPr>
+        <w:t>R</w:t>
+      </w:r>
+      <w:r>
+        <w:rPr>
+          <w:highlight w:val="yellow"/>
+          <w:lang w:eastAsia="zh-CN"/>
+        </w:rPr>
+        <w:t xml:space="preserve">einforcement </w:t>
+      </w:r>
+      <w:r>
+        <w:rPr>
+          <w:rFonts w:hint="eastAsia"/>
+          <w:highlight w:val="yellow"/>
+          <w:lang w:eastAsia="zh-CN"/>
+        </w:rPr>
         <w:t>L</w:t>
       </w:r>
       <w:r>
@@ -13678,7 +13810,7 @@
           <w:highlight w:val="yellow"/>
           <w:lang w:eastAsia="zh-CN"/>
         </w:rPr>
-        <w:t xml:space="preserve">ife </w:t>
+        <w:t xml:space="preserve">earning on </w:t>
       </w:r>
       <w:r>
         <w:rPr>
@@ -13686,14 +13818,14 @@
           <w:highlight w:val="yellow"/>
           <w:lang w:eastAsia="zh-CN"/>
         </w:rPr>
-        <w:t>S</w:t>
+        <w:t>N</w:t>
       </w:r>
       <w:r>
         <w:rPr>
           <w:highlight w:val="yellow"/>
           <w:lang w:eastAsia="zh-CN"/>
         </w:rPr>
-        <w:t xml:space="preserve">upport </w:t>
+        <w:t>ear-</w:t>
       </w:r>
       <w:r>
         <w:rPr>
@@ -13701,14 +13833,14 @@
           <w:highlight w:val="yellow"/>
           <w:lang w:eastAsia="zh-CN"/>
         </w:rPr>
-        <w:t>S</w:t>
+        <w:t>T</w:t>
       </w:r>
       <w:r>
         <w:rPr>
           <w:highlight w:val="yellow"/>
           <w:lang w:eastAsia="zh-CN"/>
         </w:rPr>
-        <w:t xml:space="preserve">ystems for </w:t>
+        <w:t xml:space="preserve">erm </w:t>
       </w:r>
       <w:r>
         <w:rPr>
@@ -13716,14 +13848,14 @@
           <w:highlight w:val="yellow"/>
           <w:lang w:eastAsia="zh-CN"/>
         </w:rPr>
-        <w:t>B</w:t>
+        <w:t>F</w:t>
       </w:r>
       <w:r>
         <w:rPr>
           <w:highlight w:val="yellow"/>
           <w:lang w:eastAsia="zh-CN"/>
         </w:rPr>
-        <w:t xml:space="preserve">ioastronautics and </w:t>
+        <w:t xml:space="preserve">light </w:t>
       </w:r>
       <w:r>
         <w:rPr>
@@ -13731,55 +13863,25 @@
           <w:highlight w:val="yellow"/>
           <w:lang w:eastAsia="zh-CN"/>
         </w:rPr>
-        <w:t>S</w:t>
+        <w:t>H</w:t>
       </w:r>
       <w:r>
         <w:rPr>
           <w:highlight w:val="yellow"/>
           <w:lang w:eastAsia="zh-CN"/>
         </w:rPr>
-        <w:t xml:space="preserve">ustainable </w:t>
-      </w:r>
-      <w:r>
-        <w:rPr>
-          <w:rFonts w:hint="eastAsia"/>
-          <w:highlight w:val="yellow"/>
-          <w:lang w:eastAsia="zh-CN"/>
-        </w:rPr>
-        <w:t>L</w:t>
-      </w:r>
-      <w:r>
-        <w:rPr>
-          <w:highlight w:val="yellow"/>
-          <w:lang w:eastAsia="zh-CN"/>
-        </w:rPr>
-        <w:t xml:space="preserve">unar </w:t>
-      </w:r>
-      <w:r>
-        <w:rPr>
-          <w:rFonts w:hint="eastAsia"/>
-          <w:highlight w:val="yellow"/>
-          <w:lang w:eastAsia="zh-CN"/>
-        </w:rPr>
-        <w:t>E</w:t>
-      </w:r>
-      <w:r>
-        <w:rPr>
-          <w:highlight w:val="yellow"/>
-          <w:lang w:eastAsia="zh-CN"/>
-        </w:rPr>
-        <w:t xml:space="preserve">xploration,” </w:t>
-      </w:r>
-      <w:r>
-        <w:rPr>
-          <w:rFonts w:hint="eastAsia"/>
+        <w:t xml:space="preserve">ardware,” </w:t>
+      </w:r>
+      <w:r>
+        <w:rPr>
           <w:i/>
           <w:iCs/>
           <w:highlight w:val="yellow"/>
           <w:lang w:eastAsia="zh-CN"/>
         </w:rPr>
-        <w:t>n</w:t>
-      </w:r>
+        <w:t xml:space="preserve">Acta </w:t>
+      </w:r>
+      <w:proofErr w:type="spellStart"/>
       <w:r>
         <w:rPr>
           <w:i/>
@@ -13787,316 +13889,277 @@
           <w:highlight w:val="yellow"/>
           <w:lang w:eastAsia="zh-CN"/>
         </w:rPr>
-        <w:t>pj Microgravity</w:t>
-      </w:r>
+        <w:t>Astronautica</w:t>
+      </w:r>
+      <w:proofErr w:type="spellEnd"/>
       <w:r>
         <w:rPr>
           <w:highlight w:val="yellow"/>
           <w:lang w:eastAsia="zh-CN"/>
         </w:rPr>
-        <w:t xml:space="preserve"> 11(1), 2025, doi:10.1038/s41526-025-00518-4.</w:t>
-      </w:r>
-      <w:bookmarkEnd w:id="14"/>
-    </w:p>
-    <w:p>
-      <w:pPr>
-        <w:pStyle w:val="Head1"/>
-      </w:pPr>
-      <w:r>
-        <w:t>Declaration of AI-Assisted Technologies</w:t>
-      </w:r>
-    </w:p>
-    <w:p>
-      <w:pPr>
-        <w:jc w:val="both"/>
-        <w:rPr>
-          <w:lang w:eastAsia="zh-CN"/>
-        </w:rPr>
-      </w:pPr>
-      <w:r>
-        <w:rPr>
-          <w:lang w:eastAsia="zh-CN"/>
-        </w:rPr>
-        <w:t>During the preparation of this manuscript, AI-assisted tools were used only for grammar checking and language refinement. All modeling, algorithm design, simulation development, result interpretation, and scientific conclusions were independently completed and verified by the authors. The authors take full responsibility for the integrity and originality of the content.</w:t>
-      </w:r>
-    </w:p>
-    <w:p>
-      <w:pPr>
-        <w:pStyle w:val="Head1"/>
-      </w:pPr>
-      <w:r>
-        <w:t>C</w:t>
-      </w:r>
-      <w:r>
-        <w:t>ontact Information</w:t>
-      </w:r>
-    </w:p>
-    <w:p>
-      <w:pPr>
-        <w:rPr>
-          <w:lang w:eastAsia="zh-CN"/>
-        </w:rPr>
-      </w:pPr>
-      <w:bookmarkStart w:id="15" w:name="OLE_LINK4"/>
-      <w:r>
-        <w:t>Corresponding author: Heyang Zhang</w:t>
-      </w:r>
-      <w:r>
-        <w:br/>
-      </w:r>
-      <w:r>
-        <w:rPr>
-          <w:rFonts w:hint="eastAsia"/>
-          <w:lang w:eastAsia="zh-CN"/>
-        </w:rPr>
-        <w:t xml:space="preserve">Sichuan University </w:t>
-      </w:r>
-      <w:r>
-        <w:rPr>
-          <w:rFonts w:hint="eastAsia"/>
-          <w:lang w:eastAsia="zh-CN"/>
-        </w:rPr>
-        <w:t>-</w:t>
-      </w:r>
-      <w:r>
-        <w:rPr>
-          <w:rFonts w:hint="eastAsia"/>
-          <w:lang w:eastAsia="zh-CN"/>
-        </w:rPr>
-        <w:t xml:space="preserve"> Pittsburgh Institute, Chengdu, </w:t>
-      </w:r>
-      <w:r>
-        <w:rPr>
-          <w:rFonts w:hint="eastAsia"/>
-          <w:lang w:eastAsia="zh-CN"/>
-        </w:rPr>
-        <w:t>610207</w:t>
-      </w:r>
-      <w:r>
-        <w:rPr>
-          <w:rFonts w:hint="eastAsia"/>
-          <w:lang w:eastAsia="zh-CN"/>
-        </w:rPr>
-        <w:t>,</w:t>
-      </w:r>
-      <w:r>
-        <w:rPr>
-          <w:rFonts w:hint="eastAsia"/>
-          <w:lang w:eastAsia="zh-CN"/>
-        </w:rPr>
-        <w:t xml:space="preserve"> </w:t>
-      </w:r>
-      <w:r>
-        <w:rPr>
-          <w:rFonts w:hint="eastAsia"/>
-          <w:lang w:eastAsia="zh-CN"/>
-        </w:rPr>
-        <w:t>China</w:t>
-      </w:r>
-      <w:r>
-        <w:br/>
-        <w:t xml:space="preserve">Email: </w:t>
-      </w:r>
-      <w:r>
-        <w:rPr>
-          <w:rFonts w:hint="eastAsia"/>
-          <w:lang w:eastAsia="zh-CN"/>
-        </w:rPr>
-        <w:t>zhangheyang1@stu.scu.edu.cn</w:t>
+        <w:t xml:space="preserve"> 199:374–385, 2022, </w:t>
+      </w:r>
+      <w:proofErr w:type="gramStart"/>
+      <w:r>
+        <w:rPr>
+          <w:highlight w:val="yellow"/>
+          <w:lang w:eastAsia="zh-CN"/>
+        </w:rPr>
+        <w:t>doi:10.1016/j.actaastro</w:t>
+      </w:r>
+      <w:proofErr w:type="gramEnd"/>
+      <w:r>
+        <w:rPr>
+          <w:highlight w:val="yellow"/>
+          <w:lang w:eastAsia="zh-CN"/>
+        </w:rPr>
+        <w:t>.2022.07.013.</w:t>
       </w:r>
       <w:bookmarkEnd w:id="15"/>
     </w:p>
     <w:p>
       <w:pPr>
-        <w:rPr>
-          <w:lang w:eastAsia="zh-CN"/>
-        </w:rPr>
-      </w:pPr>
-      <w:r>
-        <w:rPr>
-          <w:lang w:eastAsia="zh-CN"/>
-        </w:rPr>
-        <w:t>C</w:t>
-      </w:r>
-      <w:r>
-        <w:rPr>
-          <w:rFonts w:hint="eastAsia"/>
-          <w:lang w:eastAsia="zh-CN"/>
-        </w:rPr>
-        <w:t>oauthor: Meixin Wu</w:t>
-      </w:r>
-      <w:r>
-        <w:rPr>
-          <w:lang w:eastAsia="zh-CN"/>
-        </w:rPr>
-        <w:br/>
-      </w:r>
-      <w:r>
-        <w:rPr>
-          <w:rFonts w:hint="eastAsia"/>
-          <w:lang w:eastAsia="zh-CN"/>
-        </w:rPr>
-        <w:t>Sichuan University</w:t>
-      </w:r>
-      <w:r>
-        <w:rPr>
-          <w:rFonts w:hint="eastAsia"/>
-          <w:lang w:eastAsia="zh-CN"/>
-        </w:rPr>
-        <w:t xml:space="preserve"> - </w:t>
-      </w:r>
-      <w:r>
-        <w:rPr>
-          <w:rFonts w:hint="eastAsia"/>
-          <w:lang w:eastAsia="zh-CN"/>
-        </w:rPr>
-        <w:t xml:space="preserve">College of Computer Science, Chengdu, </w:t>
-      </w:r>
-      <w:r>
-        <w:rPr>
-          <w:rFonts w:hint="eastAsia"/>
-          <w:lang w:eastAsia="zh-CN"/>
-        </w:rPr>
-        <w:t>610207</w:t>
-      </w:r>
-      <w:r>
-        <w:rPr>
-          <w:rFonts w:hint="eastAsia"/>
-          <w:lang w:eastAsia="zh-CN"/>
-        </w:rPr>
-        <w:t>,</w:t>
-      </w:r>
-      <w:r>
-        <w:rPr>
-          <w:rFonts w:hint="eastAsia"/>
-          <w:lang w:eastAsia="zh-CN"/>
-        </w:rPr>
-        <w:t xml:space="preserve"> </w:t>
-      </w:r>
-      <w:r>
-        <w:rPr>
-          <w:rFonts w:hint="eastAsia"/>
-          <w:lang w:eastAsia="zh-CN"/>
-        </w:rPr>
-        <w:t>China</w:t>
-      </w:r>
-      <w:r>
-        <w:rPr>
-          <w:lang w:eastAsia="zh-CN"/>
-        </w:rPr>
-        <w:br/>
-      </w:r>
-      <w:r>
-        <w:rPr>
-          <w:rFonts w:hint="eastAsia"/>
-          <w:lang w:eastAsia="zh-CN"/>
-        </w:rPr>
-        <w:t xml:space="preserve">Email: </w:t>
-      </w:r>
-      <w:r>
-        <w:rPr>
-          <w:lang w:eastAsia="zh-CN"/>
-        </w:rPr>
-        <w:t>meixin_wu@stu.scu.edu.cn</w:t>
+        <w:pStyle w:val="Head1"/>
+      </w:pPr>
+      <w:r>
+        <w:t>Declaration of AI-Assisted Technologies</w:t>
       </w:r>
     </w:p>
     <w:p>
       <w:pPr>
-        <w:rPr>
-          <w:lang w:eastAsia="zh-CN"/>
-        </w:rPr>
-      </w:pPr>
-      <w:r>
-        <w:rPr>
-          <w:lang w:eastAsia="zh-CN"/>
-        </w:rPr>
-        <w:t>C</w:t>
-      </w:r>
-      <w:r>
-        <w:rPr>
-          <w:rFonts w:hint="eastAsia"/>
-          <w:lang w:eastAsia="zh-CN"/>
-        </w:rPr>
-        <w:t>oauthor: Junze Xie</w:t>
-      </w:r>
-      <w:r>
-        <w:rPr>
-          <w:lang w:eastAsia="zh-CN"/>
-        </w:rPr>
-        <w:br/>
-      </w:r>
-      <w:r>
-        <w:rPr>
-          <w:rFonts w:hint="eastAsia"/>
-          <w:lang w:eastAsia="zh-CN"/>
-        </w:rPr>
-        <w:t xml:space="preserve">Sichuan University </w:t>
-      </w:r>
-      <w:r>
-        <w:rPr>
-          <w:lang w:eastAsia="zh-CN"/>
-        </w:rPr>
-        <w:t>–</w:t>
-      </w:r>
-      <w:r>
-        <w:rPr>
-          <w:rFonts w:hint="eastAsia"/>
-          <w:lang w:eastAsia="zh-CN"/>
-        </w:rPr>
-        <w:t xml:space="preserve"> Pittsburgh Institute, Chengdu, </w:t>
-      </w:r>
-      <w:r>
-        <w:rPr>
-          <w:rFonts w:hint="eastAsia"/>
-          <w:lang w:eastAsia="zh-CN"/>
-        </w:rPr>
-        <w:t>610207</w:t>
-      </w:r>
-      <w:r>
-        <w:rPr>
-          <w:rFonts w:hint="eastAsia"/>
-          <w:lang w:eastAsia="zh-CN"/>
-        </w:rPr>
-        <w:t>,</w:t>
-      </w:r>
-      <w:r>
-        <w:rPr>
-          <w:rFonts w:hint="eastAsia"/>
-          <w:lang w:eastAsia="zh-CN"/>
-        </w:rPr>
-        <w:t xml:space="preserve"> </w:t>
-      </w:r>
-      <w:r>
-        <w:rPr>
-          <w:rFonts w:hint="eastAsia"/>
-          <w:lang w:eastAsia="zh-CN"/>
-        </w:rPr>
-        <w:t>China</w:t>
-      </w:r>
-      <w:r>
-        <w:rPr>
-          <w:lang w:eastAsia="zh-CN"/>
-        </w:rPr>
-        <w:br/>
-      </w:r>
-      <w:r>
-        <w:rPr>
-          <w:rFonts w:hint="eastAsia"/>
-          <w:lang w:eastAsia="zh-CN"/>
-        </w:rPr>
-        <w:t xml:space="preserve">Email: </w:t>
-      </w:r>
-      <w:r>
-        <w:rPr>
-          <w:lang w:eastAsia="zh-CN"/>
-        </w:rPr>
-        <w:t>xiejunze@stu.scu.edu.cn</w:t>
+        <w:jc w:val="both"/>
+        <w:rPr>
+          <w:lang w:eastAsia="zh-CN"/>
+        </w:rPr>
+      </w:pPr>
+      <w:r>
+        <w:rPr>
+          <w:lang w:eastAsia="zh-CN"/>
+        </w:rPr>
+        <w:t>During the preparation of this manuscript, AI-assisted tools were used only for grammar checking and language refinement. All modeling, algorithm design, simulation development, result interpretation, and scientific conclusions were independently completed and verified by the authors. The authors take full responsibility for the integrity and originality of the content.</w:t>
       </w:r>
     </w:p>
     <w:p>
       <w:pPr>
+        <w:pStyle w:val="Head1"/>
+      </w:pPr>
+      <w:r>
+        <w:t>C</w:t>
+      </w:r>
+      <w:r>
+        <w:t>ontact Information</w:t>
+      </w:r>
+    </w:p>
+    <w:p>
+      <w:pPr>
+        <w:rPr>
+          <w:lang w:eastAsia="zh-CN"/>
+        </w:rPr>
+      </w:pPr>
+      <w:bookmarkStart w:id="16" w:name="OLE_LINK4"/>
+      <w:r>
+        <w:t>Corresponding author: Heyang Zhang</w:t>
+      </w:r>
+      <w:r>
+        <w:br/>
+      </w:r>
+      <w:r>
+        <w:rPr>
+          <w:rFonts w:hint="eastAsia"/>
+          <w:lang w:eastAsia="zh-CN"/>
+        </w:rPr>
+        <w:t xml:space="preserve">Sichuan University </w:t>
+      </w:r>
+      <w:r>
+        <w:rPr>
+          <w:rFonts w:hint="eastAsia"/>
+          <w:lang w:eastAsia="zh-CN"/>
+        </w:rPr>
+        <w:t>-</w:t>
+      </w:r>
+      <w:r>
+        <w:rPr>
+          <w:rFonts w:hint="eastAsia"/>
+          <w:lang w:eastAsia="zh-CN"/>
+        </w:rPr>
+        <w:t xml:space="preserve"> Pittsburgh Institute, Chengdu, 610207, China</w:t>
+      </w:r>
+      <w:r>
+        <w:br/>
+        <w:t xml:space="preserve">Email: </w:t>
+      </w:r>
+      <w:r>
+        <w:rPr>
+          <w:rFonts w:hint="eastAsia"/>
+          <w:lang w:eastAsia="zh-CN"/>
+        </w:rPr>
+        <w:t>zhangheyang1@stu.scu.edu.cn</w:t>
+      </w:r>
+      <w:bookmarkEnd w:id="16"/>
+    </w:p>
+    <w:p>
+      <w:pPr>
+        <w:rPr>
+          <w:lang w:eastAsia="zh-CN"/>
+        </w:rPr>
+      </w:pPr>
+      <w:r>
+        <w:rPr>
+          <w:lang w:eastAsia="zh-CN"/>
+        </w:rPr>
+        <w:t>C</w:t>
+      </w:r>
+      <w:r>
+        <w:rPr>
+          <w:rFonts w:hint="eastAsia"/>
+          <w:lang w:eastAsia="zh-CN"/>
+        </w:rPr>
+        <w:t>oauthor: Meixin Wu</w:t>
+      </w:r>
+      <w:r>
+        <w:rPr>
+          <w:lang w:eastAsia="zh-CN"/>
+        </w:rPr>
+        <w:br/>
+      </w:r>
+      <w:r>
+        <w:rPr>
+          <w:rFonts w:hint="eastAsia"/>
+          <w:lang w:eastAsia="zh-CN"/>
+        </w:rPr>
+        <w:t>Sichuan University</w:t>
+      </w:r>
+      <w:r>
+        <w:rPr>
+          <w:rFonts w:hint="eastAsia"/>
+          <w:lang w:eastAsia="zh-CN"/>
+        </w:rPr>
+        <w:t xml:space="preserve"> - </w:t>
+      </w:r>
+      <w:r>
+        <w:rPr>
+          <w:rFonts w:hint="eastAsia"/>
+          <w:lang w:eastAsia="zh-CN"/>
+        </w:rPr>
+        <w:t xml:space="preserve">College of Computer Science, Chengdu, </w:t>
+      </w:r>
+      <w:r>
+        <w:rPr>
+          <w:rFonts w:hint="eastAsia"/>
+          <w:lang w:eastAsia="zh-CN"/>
+        </w:rPr>
+        <w:t xml:space="preserve">610207, </w:t>
+      </w:r>
+      <w:r>
+        <w:rPr>
+          <w:rFonts w:hint="eastAsia"/>
+          <w:lang w:eastAsia="zh-CN"/>
+        </w:rPr>
+        <w:t>China</w:t>
+      </w:r>
+      <w:r>
+        <w:rPr>
+          <w:lang w:eastAsia="zh-CN"/>
+        </w:rPr>
+        <w:br/>
+      </w:r>
+      <w:r>
+        <w:rPr>
+          <w:rFonts w:hint="eastAsia"/>
+          <w:lang w:eastAsia="zh-CN"/>
+        </w:rPr>
+        <w:t xml:space="preserve">Email: </w:t>
+      </w:r>
+      <w:r>
+        <w:rPr>
+          <w:lang w:eastAsia="zh-CN"/>
+        </w:rPr>
+        <w:t>meixin_wu@stu.scu.edu.cn</w:t>
+      </w:r>
+    </w:p>
+    <w:p>
+      <w:pPr>
+        <w:rPr>
+          <w:lang w:eastAsia="zh-CN"/>
+        </w:rPr>
+      </w:pPr>
+      <w:r>
+        <w:rPr>
+          <w:lang w:eastAsia="zh-CN"/>
+        </w:rPr>
+        <w:t>C</w:t>
+      </w:r>
+      <w:r>
+        <w:rPr>
+          <w:rFonts w:hint="eastAsia"/>
+          <w:lang w:eastAsia="zh-CN"/>
+        </w:rPr>
+        <w:t>oauthor: Junze Xie</w:t>
+      </w:r>
+      <w:r>
+        <w:rPr>
+          <w:lang w:eastAsia="zh-CN"/>
+        </w:rPr>
+        <w:br/>
+      </w:r>
+      <w:r>
+        <w:rPr>
+          <w:rFonts w:hint="eastAsia"/>
+          <w:lang w:eastAsia="zh-CN"/>
+        </w:rPr>
+        <w:t xml:space="preserve">Sichuan University </w:t>
+      </w:r>
+      <w:r>
+        <w:rPr>
+          <w:lang w:eastAsia="zh-CN"/>
+        </w:rPr>
+        <w:t>–</w:t>
+      </w:r>
+      <w:r>
+        <w:rPr>
+          <w:rFonts w:hint="eastAsia"/>
+          <w:lang w:eastAsia="zh-CN"/>
+        </w:rPr>
+        <w:t xml:space="preserve"> Pittsburgh Institute, Chengdu, </w:t>
+      </w:r>
+      <w:r>
+        <w:rPr>
+          <w:rFonts w:hint="eastAsia"/>
+          <w:lang w:eastAsia="zh-CN"/>
+        </w:rPr>
+        <w:t xml:space="preserve">610207, </w:t>
+      </w:r>
+      <w:r>
+        <w:rPr>
+          <w:rFonts w:hint="eastAsia"/>
+          <w:lang w:eastAsia="zh-CN"/>
+        </w:rPr>
+        <w:t>China</w:t>
+      </w:r>
+      <w:r>
+        <w:rPr>
+          <w:lang w:eastAsia="zh-CN"/>
+        </w:rPr>
+        <w:br/>
+      </w:r>
+      <w:r>
+        <w:rPr>
+          <w:rFonts w:hint="eastAsia"/>
+          <w:lang w:eastAsia="zh-CN"/>
+        </w:rPr>
+        <w:t xml:space="preserve">Email: </w:t>
+      </w:r>
+      <w:r>
+        <w:rPr>
+          <w:lang w:eastAsia="zh-CN"/>
+        </w:rPr>
+        <w:t>xiejunze@stu.scu.edu.cn</w:t>
+      </w:r>
+    </w:p>
+    <w:p>
+      <w:pPr>
         <w:pStyle w:val="Author"/>
-        <w:ind w:right="2169"/>
+        <w:ind w:right="2651"/>
         <w:rPr>
           <w:szCs w:val="28"/>
           <w:lang w:eastAsia="zh-CN"/>
@@ -16883,7 +16946,7 @@
     <w:lsdException w:name="Unresolved Mention" w:locked="0" w:semiHidden="1" w:uiPriority="99" w:unhideWhenUsed="1"/>
     <w:lsdException w:name="Smart Link" w:locked="0" w:semiHidden="1" w:uiPriority="99" w:unhideWhenUsed="1"/>
   </w:latentStyles>
-  <w:style w:type="paragraph" w:default="1" w:styleId="a">
+  <w:style w:type="paragraph" w:default="1" w:styleId="Normal">
     <w:name w:val="Normal"/>
     <w:qFormat/>
     <w:rsid w:val="00C625DA"/>
@@ -16894,10 +16957,10 @@
       <w:sz w:val="18"/>
     </w:rPr>
   </w:style>
-  <w:style w:type="paragraph" w:styleId="1">
+  <w:style w:type="paragraph" w:styleId="Heading1">
     <w:name w:val="heading 1"/>
-    <w:basedOn w:val="a"/>
-    <w:next w:val="a"/>
+    <w:basedOn w:val="Normal"/>
+    <w:next w:val="Normal"/>
     <w:semiHidden/>
     <w:unhideWhenUsed/>
     <w:qFormat/>
@@ -16914,10 +16977,10 @@
       <w:sz w:val="28"/>
     </w:rPr>
   </w:style>
-  <w:style w:type="paragraph" w:styleId="2">
+  <w:style w:type="paragraph" w:styleId="Heading2">
     <w:name w:val="heading 2"/>
-    <w:basedOn w:val="a"/>
-    <w:next w:val="a"/>
+    <w:basedOn w:val="Normal"/>
+    <w:next w:val="Normal"/>
     <w:semiHidden/>
     <w:unhideWhenUsed/>
     <w:qFormat/>
@@ -16938,10 +17001,10 @@
       <w:szCs w:val="28"/>
     </w:rPr>
   </w:style>
-  <w:style w:type="paragraph" w:styleId="3">
+  <w:style w:type="paragraph" w:styleId="Heading3">
     <w:name w:val="heading 3"/>
-    <w:basedOn w:val="a"/>
-    <w:next w:val="a"/>
+    <w:basedOn w:val="Normal"/>
+    <w:next w:val="Normal"/>
     <w:semiHidden/>
     <w:unhideWhenUsed/>
     <w:qFormat/>
@@ -16960,13 +17023,13 @@
       <w:szCs w:val="26"/>
     </w:rPr>
   </w:style>
-  <w:style w:type="character" w:default="1" w:styleId="a0">
+  <w:style w:type="character" w:default="1" w:styleId="DefaultParagraphFont">
     <w:name w:val="Default Paragraph Font"/>
     <w:uiPriority w:val="1"/>
     <w:semiHidden/>
     <w:unhideWhenUsed/>
   </w:style>
-  <w:style w:type="table" w:default="1" w:styleId="a1">
+  <w:style w:type="table" w:default="1" w:styleId="TableNormal">
     <w:name w:val="Normal Table"/>
     <w:uiPriority w:val="99"/>
     <w:semiHidden/>
@@ -16981,7 +17044,7 @@
       </w:tblCellMar>
     </w:tblPr>
   </w:style>
-  <w:style w:type="numbering" w:default="1" w:styleId="a2">
+  <w:style w:type="numbering" w:default="1" w:styleId="NoList">
     <w:name w:val="No List"/>
     <w:uiPriority w:val="99"/>
     <w:semiHidden/>
@@ -16989,7 +17052,7 @@
   </w:style>
   <w:style w:type="paragraph" w:customStyle="1" w:styleId="Author">
     <w:name w:val="Author"/>
-    <w:basedOn w:val="a"/>
+    <w:basedOn w:val="Normal"/>
     <w:qFormat/>
     <w:rsid w:val="005E378F"/>
     <w:pPr>
@@ -17003,7 +17066,7 @@
   </w:style>
   <w:style w:type="paragraph" w:customStyle="1" w:styleId="Affiliation">
     <w:name w:val="Affiliation"/>
-    <w:basedOn w:val="a"/>
+    <w:basedOn w:val="Normal"/>
     <w:qFormat/>
     <w:rsid w:val="005E378F"/>
     <w:pPr>
@@ -17014,10 +17077,10 @@
       <w:sz w:val="20"/>
     </w:rPr>
   </w:style>
-  <w:style w:type="paragraph" w:styleId="a3">
+  <w:style w:type="paragraph" w:styleId="Header">
     <w:name w:val="header"/>
-    <w:basedOn w:val="a"/>
-    <w:link w:val="a4"/>
+    <w:basedOn w:val="Normal"/>
+    <w:link w:val="HeaderChar"/>
     <w:semiHidden/>
     <w:locked/>
     <w:rsid w:val="005B31C1"/>
@@ -17031,7 +17094,7 @@
   </w:style>
   <w:style w:type="paragraph" w:customStyle="1" w:styleId="PaperNumber">
     <w:name w:val="Paper Number"/>
-    <w:basedOn w:val="a"/>
+    <w:basedOn w:val="Normal"/>
     <w:next w:val="Author"/>
     <w:qFormat/>
     <w:rsid w:val="00542676"/>
@@ -17043,18 +17106,18 @@
       <w:b/>
     </w:rPr>
   </w:style>
-  <w:style w:type="character" w:customStyle="1" w:styleId="a4">
-    <w:name w:val="页眉 字符"/>
-    <w:basedOn w:val="a0"/>
-    <w:link w:val="a3"/>
+  <w:style w:type="character" w:customStyle="1" w:styleId="HeaderChar">
+    <w:name w:val="Header Char"/>
+    <w:basedOn w:val="DefaultParagraphFont"/>
+    <w:link w:val="Header"/>
     <w:rsid w:val="005B31C1"/>
     <w:rPr>
       <w:rFonts w:ascii="Arial" w:hAnsi="Arial"/>
     </w:rPr>
   </w:style>
-  <w:style w:type="character" w:styleId="a5">
+  <w:style w:type="character" w:styleId="FootnoteReference">
     <w:name w:val="footnote reference"/>
-    <w:basedOn w:val="a0"/>
+    <w:basedOn w:val="DefaultParagraphFont"/>
     <w:qFormat/>
     <w:rsid w:val="00CA09F0"/>
     <w:rPr>
@@ -17063,9 +17126,9 @@
       <w:vertAlign w:val="superscript"/>
     </w:rPr>
   </w:style>
-  <w:style w:type="paragraph" w:styleId="a6">
+  <w:style w:type="paragraph" w:styleId="FootnoteText">
     <w:name w:val="footnote text"/>
-    <w:basedOn w:val="a"/>
+    <w:basedOn w:val="Normal"/>
     <w:rsid w:val="005E378F"/>
     <w:rPr>
       <w:szCs w:val="20"/>
@@ -17073,7 +17136,7 @@
   </w:style>
   <w:style w:type="paragraph" w:customStyle="1" w:styleId="Copyright">
     <w:name w:val="Copyright"/>
-    <w:basedOn w:val="a"/>
+    <w:basedOn w:val="Normal"/>
     <w:qFormat/>
     <w:rsid w:val="005E378F"/>
     <w:pPr>
@@ -17083,9 +17146,9 @@
       <w:sz w:val="16"/>
     </w:rPr>
   </w:style>
-  <w:style w:type="paragraph" w:styleId="a7">
+  <w:style w:type="paragraph" w:styleId="Title">
     <w:name w:val="Title"/>
-    <w:basedOn w:val="a"/>
+    <w:basedOn w:val="Normal"/>
     <w:qFormat/>
     <w:rsid w:val="005E378F"/>
     <w:pPr>
@@ -17100,7 +17163,7 @@
   </w:style>
   <w:style w:type="paragraph" w:customStyle="1" w:styleId="Head1">
     <w:name w:val="Head1"/>
-    <w:basedOn w:val="a"/>
+    <w:basedOn w:val="Normal"/>
     <w:qFormat/>
     <w:rsid w:val="005E378F"/>
     <w:pPr>
@@ -17115,7 +17178,7 @@
   <w:style w:type="paragraph" w:customStyle="1" w:styleId="Head3">
     <w:name w:val="Head3"/>
     <w:basedOn w:val="Head2"/>
-    <w:next w:val="a"/>
+    <w:next w:val="Normal"/>
     <w:qFormat/>
     <w:rsid w:val="00366EC9"/>
     <w:pPr>
@@ -17129,7 +17192,7 @@
   <w:style w:type="paragraph" w:customStyle="1" w:styleId="Head4">
     <w:name w:val="Head4"/>
     <w:basedOn w:val="Head3"/>
-    <w:next w:val="a"/>
+    <w:next w:val="Normal"/>
     <w:qFormat/>
     <w:rsid w:val="00366EC9"/>
     <w:pPr>
@@ -17142,7 +17205,7 @@
   </w:style>
   <w:style w:type="paragraph" w:customStyle="1" w:styleId="List-Unordered">
     <w:name w:val="List-Unordered"/>
-    <w:basedOn w:val="a"/>
+    <w:basedOn w:val="Normal"/>
     <w:qFormat/>
     <w:rsid w:val="00CA09F0"/>
     <w:pPr>
@@ -17154,7 +17217,7 @@
   </w:style>
   <w:style w:type="paragraph" w:customStyle="1" w:styleId="List-Ordered-Numeric">
     <w:name w:val="List-Ordered-Numeric"/>
-    <w:basedOn w:val="a"/>
+    <w:basedOn w:val="Normal"/>
     <w:qFormat/>
     <w:rsid w:val="000B1307"/>
     <w:pPr>
@@ -17166,8 +17229,8 @@
   </w:style>
   <w:style w:type="paragraph" w:customStyle="1" w:styleId="Head2">
     <w:name w:val="Head2"/>
-    <w:basedOn w:val="a"/>
-    <w:next w:val="a"/>
+    <w:basedOn w:val="Normal"/>
+    <w:next w:val="Normal"/>
     <w:qFormat/>
     <w:rsid w:val="005E378F"/>
     <w:pPr>
@@ -17183,7 +17246,7 @@
   </w:style>
   <w:style w:type="paragraph" w:customStyle="1" w:styleId="Equation">
     <w:name w:val="Equation"/>
-    <w:basedOn w:val="a"/>
+    <w:basedOn w:val="Normal"/>
     <w:qFormat/>
     <w:rsid w:val="005E378F"/>
   </w:style>
@@ -17235,7 +17298,7 @@
   </w:style>
   <w:style w:type="paragraph" w:customStyle="1" w:styleId="Monotype">
     <w:name w:val="Monotype"/>
-    <w:basedOn w:val="a"/>
+    <w:basedOn w:val="Normal"/>
     <w:qFormat/>
     <w:rsid w:val="00BA5C6B"/>
     <w:rPr>
@@ -17244,7 +17307,7 @@
   </w:style>
   <w:style w:type="character" w:customStyle="1" w:styleId="TableNoteReference">
     <w:name w:val="Table Note Reference"/>
-    <w:basedOn w:val="a0"/>
+    <w:basedOn w:val="DefaultParagraphFont"/>
     <w:uiPriority w:val="1"/>
     <w:qFormat/>
     <w:rsid w:val="00422A49"/>
@@ -17257,7 +17320,7 @@
   </w:style>
   <w:style w:type="character" w:customStyle="1" w:styleId="Emphasis-Bold">
     <w:name w:val="Emphasis-Bold"/>
-    <w:basedOn w:val="a0"/>
+    <w:basedOn w:val="DefaultParagraphFont"/>
     <w:qFormat/>
     <w:rsid w:val="000D2A1B"/>
     <w:rPr>
@@ -17266,7 +17329,7 @@
   </w:style>
   <w:style w:type="character" w:customStyle="1" w:styleId="Emphasis-Italic">
     <w:name w:val="Emphasis-Italic"/>
-    <w:basedOn w:val="a0"/>
+    <w:basedOn w:val="DefaultParagraphFont"/>
     <w:qFormat/>
     <w:rsid w:val="000D2A1B"/>
     <w:rPr>
@@ -17275,7 +17338,7 @@
   </w:style>
   <w:style w:type="character" w:customStyle="1" w:styleId="Emphasis-Underline">
     <w:name w:val="Emphasis-Underline"/>
-    <w:basedOn w:val="a0"/>
+    <w:basedOn w:val="DefaultParagraphFont"/>
     <w:qFormat/>
     <w:rsid w:val="000D2A1B"/>
     <w:rPr>
@@ -17284,8 +17347,8 @@
   </w:style>
   <w:style w:type="paragraph" w:customStyle="1" w:styleId="TableTitle">
     <w:name w:val="Table Title"/>
-    <w:basedOn w:val="a"/>
-    <w:next w:val="a"/>
+    <w:basedOn w:val="Normal"/>
+    <w:next w:val="Normal"/>
     <w:rsid w:val="005E378F"/>
     <w:pPr>
       <w:keepNext/>
@@ -17298,8 +17361,8 @@
   </w:style>
   <w:style w:type="paragraph" w:customStyle="1" w:styleId="FigureCaption">
     <w:name w:val="Figure Caption"/>
-    <w:basedOn w:val="a"/>
-    <w:next w:val="a"/>
+    <w:basedOn w:val="Normal"/>
+    <w:next w:val="Normal"/>
     <w:rsid w:val="005E378F"/>
     <w:pPr>
       <w:spacing w:after="220"/>
@@ -17311,7 +17374,7 @@
   </w:style>
   <w:style w:type="character" w:customStyle="1" w:styleId="Emphasis-Bold-Italic">
     <w:name w:val="Emphasis-Bold-Italic"/>
-    <w:basedOn w:val="a0"/>
+    <w:basedOn w:val="DefaultParagraphFont"/>
     <w:qFormat/>
     <w:rsid w:val="00A766CE"/>
     <w:rPr>
@@ -17319,9 +17382,9 @@
       <w:i/>
     </w:rPr>
   </w:style>
-  <w:style w:type="paragraph" w:styleId="a8">
+  <w:style w:type="paragraph" w:styleId="Footer">
     <w:name w:val="footer"/>
-    <w:basedOn w:val="a"/>
+    <w:basedOn w:val="Normal"/>
     <w:unhideWhenUsed/>
     <w:locked/>
     <w:rsid w:val="005E378F"/>
@@ -17332,9 +17395,9 @@
       </w:tabs>
     </w:pPr>
   </w:style>
-  <w:style w:type="character" w:styleId="a9">
+  <w:style w:type="character" w:styleId="PageNumber">
     <w:name w:val="page number"/>
-    <w:basedOn w:val="a0"/>
+    <w:basedOn w:val="DefaultParagraphFont"/>
     <w:semiHidden/>
     <w:unhideWhenUsed/>
     <w:locked/>
@@ -17342,8 +17405,8 @@
   </w:style>
   <w:style w:type="paragraph" w:customStyle="1" w:styleId="TableNoteText">
     <w:name w:val="Table Note Text"/>
-    <w:basedOn w:val="a"/>
-    <w:next w:val="a"/>
+    <w:basedOn w:val="Normal"/>
+    <w:next w:val="Normal"/>
     <w:qFormat/>
     <w:rsid w:val="005E378F"/>
     <w:pPr>
@@ -17355,17 +17418,17 @@
   </w:style>
   <w:style w:type="paragraph" w:customStyle="1" w:styleId="Center">
     <w:name w:val="Center"/>
-    <w:basedOn w:val="a"/>
-    <w:next w:val="a"/>
+    <w:basedOn w:val="Normal"/>
+    <w:next w:val="Normal"/>
     <w:qFormat/>
     <w:rsid w:val="00D400A8"/>
     <w:pPr>
       <w:jc w:val="center"/>
     </w:pPr>
   </w:style>
-  <w:style w:type="table" w:styleId="aa">
+  <w:style w:type="table" w:styleId="TableGrid">
     <w:name w:val="Table Grid"/>
-    <w:basedOn w:val="a1"/>
+    <w:basedOn w:val="TableNormal"/>
     <w:rsid w:val="00C85D3B"/>
     <w:tblPr>
       <w:tblBorders>
@@ -17383,14 +17446,14 @@
   </w:style>
   <w:style w:type="table" w:customStyle="1" w:styleId="BorderlessTable">
     <w:name w:val="Borderless Table"/>
-    <w:basedOn w:val="a1"/>
+    <w:basedOn w:val="TableNormal"/>
     <w:uiPriority w:val="99"/>
     <w:rsid w:val="009834C9"/>
     <w:tblPr/>
   </w:style>
   <w:style w:type="table" w:customStyle="1" w:styleId="TableGridCenter">
     <w:name w:val="Table Grid Center"/>
-    <w:basedOn w:val="aa"/>
+    <w:basedOn w:val="TableGrid"/>
     <w:uiPriority w:val="99"/>
     <w:qFormat/>
     <w:rsid w:val="005064D6"/>
@@ -17403,7 +17466,7 @@
   </w:style>
   <w:style w:type="table" w:customStyle="1" w:styleId="BorderlessTableCenter">
     <w:name w:val="Borderless Table Center"/>
-    <w:basedOn w:val="a1"/>
+    <w:basedOn w:val="TableNormal"/>
     <w:uiPriority w:val="99"/>
     <w:rsid w:val="00EB29A5"/>
     <w:tblPr>
@@ -17418,7 +17481,7 @@
   </w:style>
   <w:style w:type="paragraph" w:customStyle="1" w:styleId="DefinitionTerm">
     <w:name w:val="Definition Term"/>
-    <w:basedOn w:val="a"/>
+    <w:basedOn w:val="Normal"/>
     <w:next w:val="Definition"/>
     <w:qFormat/>
     <w:rsid w:val="005E378F"/>
@@ -17428,8 +17491,8 @@
   </w:style>
   <w:style w:type="paragraph" w:customStyle="1" w:styleId="Definition">
     <w:name w:val="Definition"/>
-    <w:basedOn w:val="a"/>
-    <w:next w:val="a"/>
+    <w:basedOn w:val="Normal"/>
+    <w:next w:val="Normal"/>
     <w:qFormat/>
     <w:rsid w:val="005E378F"/>
     <w:pPr>
@@ -17438,7 +17501,7 @@
   </w:style>
   <w:style w:type="paragraph" w:customStyle="1" w:styleId="Figure">
     <w:name w:val="Figure"/>
-    <w:basedOn w:val="a"/>
+    <w:basedOn w:val="Normal"/>
     <w:next w:val="FigureCaption"/>
     <w:qFormat/>
     <w:rsid w:val="005E378F"/>
@@ -17449,7 +17512,7 @@
   </w:style>
   <w:style w:type="paragraph" w:customStyle="1" w:styleId="NormalTableText">
     <w:name w:val="Normal Table Text"/>
-    <w:basedOn w:val="a"/>
+    <w:basedOn w:val="Normal"/>
     <w:qFormat/>
     <w:rsid w:val="00C625DA"/>
     <w:pPr>
@@ -17459,10 +17522,10 @@
       <w:sz w:val="16"/>
     </w:rPr>
   </w:style>
-  <w:style w:type="paragraph" w:styleId="ab">
+  <w:style w:type="paragraph" w:styleId="BalloonText">
     <w:name w:val="Balloon Text"/>
-    <w:basedOn w:val="a"/>
-    <w:link w:val="ac"/>
+    <w:basedOn w:val="Normal"/>
+    <w:link w:val="BalloonTextChar"/>
     <w:semiHidden/>
     <w:locked/>
     <w:rsid w:val="00FD3482"/>
@@ -17475,10 +17538,10 @@
       <w:szCs w:val="16"/>
     </w:rPr>
   </w:style>
-  <w:style w:type="character" w:customStyle="1" w:styleId="ac">
-    <w:name w:val="批注框文本 字符"/>
-    <w:basedOn w:val="a0"/>
-    <w:link w:val="ab"/>
+  <w:style w:type="character" w:customStyle="1" w:styleId="BalloonTextChar">
+    <w:name w:val="Balloon Text Char"/>
+    <w:basedOn w:val="DefaultParagraphFont"/>
+    <w:link w:val="BalloonText"/>
     <w:semiHidden/>
     <w:rsid w:val="00796FA0"/>
     <w:rPr>
@@ -17487,9 +17550,9 @@
       <w:szCs w:val="16"/>
     </w:rPr>
   </w:style>
-  <w:style w:type="character" w:styleId="ad">
+  <w:style w:type="character" w:styleId="Emphasis">
     <w:name w:val="Emphasis"/>
-    <w:basedOn w:val="a0"/>
+    <w:basedOn w:val="DefaultParagraphFont"/>
     <w:uiPriority w:val="20"/>
     <w:qFormat/>
     <w:locked/>
@@ -17499,9 +17562,9 @@
       <w:iCs/>
     </w:rPr>
   </w:style>
-  <w:style w:type="character" w:styleId="ae">
+  <w:style w:type="character" w:styleId="Hyperlink">
     <w:name w:val="Hyperlink"/>
-    <w:basedOn w:val="a0"/>
+    <w:basedOn w:val="DefaultParagraphFont"/>
     <w:uiPriority w:val="99"/>
     <w:qFormat/>
     <w:rsid w:val="00231F88"/>
@@ -17510,9 +17573,9 @@
       <w:u w:val="single"/>
     </w:rPr>
   </w:style>
-  <w:style w:type="character" w:styleId="af">
+  <w:style w:type="character" w:styleId="FollowedHyperlink">
     <w:name w:val="FollowedHyperlink"/>
-    <w:basedOn w:val="a0"/>
+    <w:basedOn w:val="DefaultParagraphFont"/>
     <w:locked/>
     <w:rsid w:val="00231F88"/>
     <w:rPr>
@@ -17537,9 +17600,9 @@
       <w:u w:val="single"/>
     </w:rPr>
   </w:style>
-  <w:style w:type="paragraph" w:styleId="af0">
+  <w:style w:type="paragraph" w:styleId="ListParagraph">
     <w:name w:val="List Paragraph"/>
-    <w:basedOn w:val="a"/>
+    <w:basedOn w:val="Normal"/>
     <w:uiPriority w:val="34"/>
     <w:locked/>
     <w:rsid w:val="003734A5"/>
@@ -17550,12 +17613,12 @@
   </w:style>
   <w:style w:type="character" w:customStyle="1" w:styleId="apple-converted-space">
     <w:name w:val="apple-converted-space"/>
-    <w:basedOn w:val="a0"/>
+    <w:basedOn w:val="DefaultParagraphFont"/>
     <w:rsid w:val="006F1CAF"/>
   </w:style>
-  <w:style w:type="paragraph" w:styleId="af1">
+  <w:style w:type="paragraph" w:styleId="NormalWeb">
     <w:name w:val="Normal (Web)"/>
-    <w:basedOn w:val="a"/>
+    <w:basedOn w:val="Normal"/>
     <w:semiHidden/>
     <w:unhideWhenUsed/>
     <w:locked/>
@@ -17564,9 +17627,9 @@
       <w:sz w:val="24"/>
     </w:rPr>
   </w:style>
-  <w:style w:type="character" w:styleId="af2">
+  <w:style w:type="character" w:styleId="PlaceholderText">
     <w:name w:val="Placeholder Text"/>
-    <w:basedOn w:val="a0"/>
+    <w:basedOn w:val="DefaultParagraphFont"/>
     <w:uiPriority w:val="99"/>
     <w:semiHidden/>
     <w:locked/>
@@ -17575,23 +17638,23 @@
       <w:color w:val="666666"/>
     </w:rPr>
   </w:style>
-  <w:style w:type="paragraph" w:styleId="af3">
+  <w:style w:type="paragraph" w:styleId="Caption">
     <w:name w:val="caption"/>
-    <w:basedOn w:val="a"/>
-    <w:next w:val="a"/>
+    <w:basedOn w:val="Normal"/>
+    <w:next w:val="Normal"/>
     <w:unhideWhenUsed/>
     <w:qFormat/>
     <w:locked/>
     <w:rsid w:val="00D636F3"/>
     <w:rPr>
-      <w:rFonts w:asciiTheme="majorHAnsi" w:eastAsia="黑体" w:hAnsiTheme="majorHAnsi" w:cstheme="majorBidi"/>
+      <w:rFonts w:asciiTheme="majorHAnsi" w:eastAsia="SimHei" w:hAnsiTheme="majorHAnsi" w:cstheme="majorBidi"/>
       <w:sz w:val="20"/>
       <w:szCs w:val="20"/>
     </w:rPr>
   </w:style>
-  <w:style w:type="character" w:styleId="af4">
+  <w:style w:type="character" w:styleId="UnresolvedMention">
     <w:name w:val="Unresolved Mention"/>
-    <w:basedOn w:val="a0"/>
+    <w:basedOn w:val="DefaultParagraphFont"/>
     <w:uiPriority w:val="99"/>
     <w:semiHidden/>
     <w:unhideWhenUsed/>
